--- a/docs/reference-forms/output/TAI-FORM-P-17-blank.docx
+++ b/docs/reference-forms/output/TAI-FORM-P-17-blank.docx
@@ -51,7 +51,7 @@
                 <w:sz w:val="32"/>
                 <w:szCs w:val="32"/>
               </w:rPr>
-              <w:t xml:space="preserve">산업재해 발생 기록부</w:t>
+              <w:t xml:space="preserve">외국인·신규작업자 이해확인 기록</w:t>
             </w:r>
           </w:p>
         </w:tc>
@@ -146,7 +146,7 @@
                 <w:sz w:val="20"/>
                 <w:szCs w:val="20"/>
               </w:rPr>
-              <w:t xml:space="preserve">기준년도: </w:t>
+              <w:t xml:space="preserve">교육 일자: </w:t>
             </w:r>
           </w:p>
         </w:tc>
@@ -183,7 +183,7 @@
                 <w:sz w:val="20"/>
                 <w:szCs w:val="20"/>
               </w:rPr>
-              <w:t xml:space="preserve">담당자: </w:t>
+              <w:t xml:space="preserve">작업 구역/직종: </w:t>
             </w:r>
           </w:p>
         </w:tc>
@@ -215,7 +215,7 @@
                 <w:sz w:val="20"/>
                 <w:szCs w:val="20"/>
               </w:rPr>
-              <w:t xml:space="preserve"/>
+              <w:t xml:space="preserve">교육 담당자: </w:t>
             </w:r>
           </w:p>
         </w:tc>
@@ -244,9 +244,9 @@
       </w:tblPr>
       <w:tblGrid>
         <w:gridCol w:w="566"/>
-        <w:gridCol w:w="4535"/>
-        <w:gridCol w:w="2267"/>
-        <w:gridCol w:w="2267"/>
+        <w:gridCol w:w="3968"/>
+        <w:gridCol w:w="2494"/>
+        <w:gridCol w:w="2607"/>
       </w:tblGrid>
       <w:tr>
         <w:trPr>
@@ -289,7 +289,7 @@
         </w:tc>
         <w:tc>
           <w:tcPr>
-            <w:tcW w:type="dxa" w:w="4535"/>
+            <w:tcW w:type="dxa" w:w="3968"/>
             <w:tcBorders>
               <w:top w:val="single" w:color="000000" w:sz="4"/>
               <w:left w:val="single" w:color="000000" w:sz="4"/>
@@ -317,13 +317,13 @@
                 <w:sz w:val="20"/>
                 <w:szCs w:val="20"/>
               </w:rPr>
-              <w:t xml:space="preserve">재해 개요(입력)</w:t>
-            </w:r>
-          </w:p>
-        </w:tc>
-        <w:tc>
-          <w:tcPr>
-            <w:tcW w:type="dxa" w:w="2267"/>
+              <w:t xml:space="preserve">핵심 위험 내용</w:t>
+            </w:r>
+          </w:p>
+        </w:tc>
+        <w:tc>
+          <w:tcPr>
+            <w:tcW w:type="dxa" w:w="2494"/>
             <w:tcBorders>
               <w:top w:val="single" w:color="000000" w:sz="4"/>
               <w:left w:val="single" w:color="000000" w:sz="4"/>
@@ -351,13 +351,13 @@
                 <w:sz w:val="20"/>
                 <w:szCs w:val="20"/>
               </w:rPr>
-              <w:t xml:space="preserve">원인(입력)</w:t>
-            </w:r>
-          </w:p>
-        </w:tc>
-        <w:tc>
-          <w:tcPr>
-            <w:tcW w:type="dxa" w:w="2267"/>
+              <w:t xml:space="preserve">이해 확인(입력)</w:t>
+            </w:r>
+          </w:p>
+        </w:tc>
+        <w:tc>
+          <w:tcPr>
+            <w:tcW w:type="dxa" w:w="2607"/>
             <w:tcBorders>
               <w:top w:val="single" w:color="000000" w:sz="4"/>
               <w:left w:val="single" w:color="000000" w:sz="4"/>
@@ -385,14 +385,14 @@
                 <w:sz w:val="20"/>
                 <w:szCs w:val="20"/>
               </w:rPr>
-              <w:t xml:space="preserve">재발방지 조치(입력)</w:t>
+              <w:t xml:space="preserve">보완 지도 내용(입력)</w:t>
             </w:r>
           </w:p>
         </w:tc>
       </w:tr>
       <w:tr>
         <w:trPr>
-          <w:trHeight w:val="566" w:hRule="atLeast"/>
+          <w:trHeight w:val="453" w:hRule="atLeast"/>
         </w:trPr>
         <w:tc>
           <w:tcPr>
@@ -428,71 +428,71 @@
         </w:tc>
         <w:tc>
           <w:tcPr>
-            <w:tcW w:type="dxa" w:w="4535"/>
-            <w:tcBorders>
-              <w:top w:val="single" w:color="000000" w:sz="4"/>
-              <w:left w:val="single" w:color="000000" w:sz="4"/>
-              <w:bottom w:val="single" w:color="000000" w:sz="4"/>
-              <w:right w:val="single" w:color="000000" w:sz="4"/>
-            </w:tcBorders>
-            <w:shd w:fill="ffffff" w:color="auto" w:val="clear"/>
-            <w:tcMar>
-              <w:top w:type="dxa" w:w="170"/>
-              <w:left w:type="dxa" w:w="170"/>
-              <w:bottom w:type="dxa" w:w="170"/>
-              <w:right w:type="dxa" w:w="170"/>
-            </w:tcMar>
-            <w:vAlign w:val="center"/>
-          </w:tcPr>
-          <w:p>
-            <w:pPr>
-              <w:jc w:val="left"/>
-            </w:pPr>
-            <w:r>
-              <w:rPr>
-                <w:rFonts w:ascii="NanumGothic" w:cs="NanumGothic" w:eastAsia="NanumGothic" w:hAnsi="NanumGothic"/>
-                <w:sz w:val="20"/>
-                <w:szCs w:val="20"/>
-              </w:rPr>
-              <w:t xml:space="preserve"/>
-            </w:r>
-          </w:p>
-        </w:tc>
-        <w:tc>
-          <w:tcPr>
-            <w:tcW w:type="dxa" w:w="2267"/>
-            <w:tcBorders>
-              <w:top w:val="single" w:color="000000" w:sz="4"/>
-              <w:left w:val="single" w:color="000000" w:sz="4"/>
-              <w:bottom w:val="single" w:color="000000" w:sz="4"/>
-              <w:right w:val="single" w:color="000000" w:sz="4"/>
-            </w:tcBorders>
-            <w:shd w:fill="ffffff" w:color="auto" w:val="clear"/>
-            <w:tcMar>
-              <w:top w:type="dxa" w:w="170"/>
-              <w:left w:type="dxa" w:w="170"/>
-              <w:bottom w:type="dxa" w:w="170"/>
-              <w:right w:type="dxa" w:w="170"/>
-            </w:tcMar>
-            <w:vAlign w:val="center"/>
-          </w:tcPr>
-          <w:p>
-            <w:pPr>
-              <w:jc w:val="left"/>
-            </w:pPr>
-            <w:r>
-              <w:rPr>
-                <w:rFonts w:ascii="NanumGothic" w:cs="NanumGothic" w:eastAsia="NanumGothic" w:hAnsi="NanumGothic"/>
-                <w:sz w:val="20"/>
-                <w:szCs w:val="20"/>
-              </w:rPr>
-              <w:t xml:space="preserve"/>
-            </w:r>
-          </w:p>
-        </w:tc>
-        <w:tc>
-          <w:tcPr>
-            <w:tcW w:type="dxa" w:w="2267"/>
+            <w:tcW w:type="dxa" w:w="3968"/>
+            <w:tcBorders>
+              <w:top w:val="single" w:color="000000" w:sz="4"/>
+              <w:left w:val="single" w:color="000000" w:sz="4"/>
+              <w:bottom w:val="single" w:color="000000" w:sz="4"/>
+              <w:right w:val="single" w:color="000000" w:sz="4"/>
+            </w:tcBorders>
+            <w:shd w:fill="ffffff" w:color="auto" w:val="clear"/>
+            <w:tcMar>
+              <w:top w:type="dxa" w:w="170"/>
+              <w:left w:type="dxa" w:w="170"/>
+              <w:bottom w:type="dxa" w:w="170"/>
+              <w:right w:type="dxa" w:w="170"/>
+            </w:tcMar>
+            <w:vAlign w:val="center"/>
+          </w:tcPr>
+          <w:p>
+            <w:pPr>
+              <w:jc w:val="left"/>
+            </w:pPr>
+            <w:r>
+              <w:rPr>
+                <w:rFonts w:ascii="NanumGothic" w:cs="NanumGothic" w:eastAsia="NanumGothic" w:hAnsi="NanumGothic"/>
+                <w:sz w:val="20"/>
+                <w:szCs w:val="20"/>
+              </w:rPr>
+              <w:t xml:space="preserve"/>
+            </w:r>
+          </w:p>
+        </w:tc>
+        <w:tc>
+          <w:tcPr>
+            <w:tcW w:type="dxa" w:w="2494"/>
+            <w:tcBorders>
+              <w:top w:val="single" w:color="000000" w:sz="4"/>
+              <w:left w:val="single" w:color="000000" w:sz="4"/>
+              <w:bottom w:val="single" w:color="000000" w:sz="4"/>
+              <w:right w:val="single" w:color="000000" w:sz="4"/>
+            </w:tcBorders>
+            <w:shd w:fill="ffffff" w:color="auto" w:val="clear"/>
+            <w:tcMar>
+              <w:top w:type="dxa" w:w="170"/>
+              <w:left w:type="dxa" w:w="170"/>
+              <w:bottom w:type="dxa" w:w="170"/>
+              <w:right w:type="dxa" w:w="170"/>
+            </w:tcMar>
+            <w:vAlign w:val="center"/>
+          </w:tcPr>
+          <w:p>
+            <w:pPr>
+              <w:jc w:val="left"/>
+            </w:pPr>
+            <w:r>
+              <w:rPr>
+                <w:rFonts w:ascii="NanumGothic" w:cs="NanumGothic" w:eastAsia="NanumGothic" w:hAnsi="NanumGothic"/>
+                <w:sz w:val="20"/>
+                <w:szCs w:val="20"/>
+              </w:rPr>
+              <w:t xml:space="preserve"/>
+            </w:r>
+          </w:p>
+        </w:tc>
+        <w:tc>
+          <w:tcPr>
+            <w:tcW w:type="dxa" w:w="2607"/>
             <w:tcBorders>
               <w:top w:val="single" w:color="000000" w:sz="4"/>
               <w:left w:val="single" w:color="000000" w:sz="4"/>
@@ -525,7 +525,7 @@
       </w:tr>
       <w:tr>
         <w:trPr>
-          <w:trHeight w:val="566" w:hRule="atLeast"/>
+          <w:trHeight w:val="453" w:hRule="atLeast"/>
         </w:trPr>
         <w:tc>
           <w:tcPr>
@@ -561,7 +561,7 @@
         </w:tc>
         <w:tc>
           <w:tcPr>
-            <w:tcW w:type="dxa" w:w="4535"/>
+            <w:tcW w:type="dxa" w:w="3968"/>
             <w:tcBorders>
               <w:top w:val="single" w:color="000000" w:sz="4"/>
               <w:left w:val="single" w:color="000000" w:sz="4"/>
@@ -593,7 +593,7 @@
         </w:tc>
         <w:tc>
           <w:tcPr>
-            <w:tcW w:type="dxa" w:w="2267"/>
+            <w:tcW w:type="dxa" w:w="2494"/>
             <w:tcBorders>
               <w:top w:val="single" w:color="000000" w:sz="4"/>
               <w:left w:val="single" w:color="000000" w:sz="4"/>
@@ -625,7 +625,7 @@
         </w:tc>
         <w:tc>
           <w:tcPr>
-            <w:tcW w:type="dxa" w:w="2267"/>
+            <w:tcW w:type="dxa" w:w="2607"/>
             <w:tcBorders>
               <w:top w:val="single" w:color="000000" w:sz="4"/>
               <w:left w:val="single" w:color="000000" w:sz="4"/>
@@ -658,7 +658,7 @@
       </w:tr>
       <w:tr>
         <w:trPr>
-          <w:trHeight w:val="566" w:hRule="atLeast"/>
+          <w:trHeight w:val="453" w:hRule="atLeast"/>
         </w:trPr>
         <w:tc>
           <w:tcPr>
@@ -694,71 +694,71 @@
         </w:tc>
         <w:tc>
           <w:tcPr>
-            <w:tcW w:type="dxa" w:w="4535"/>
-            <w:tcBorders>
-              <w:top w:val="single" w:color="000000" w:sz="4"/>
-              <w:left w:val="single" w:color="000000" w:sz="4"/>
-              <w:bottom w:val="single" w:color="000000" w:sz="4"/>
-              <w:right w:val="single" w:color="000000" w:sz="4"/>
-            </w:tcBorders>
-            <w:shd w:fill="ffffff" w:color="auto" w:val="clear"/>
-            <w:tcMar>
-              <w:top w:type="dxa" w:w="170"/>
-              <w:left w:type="dxa" w:w="170"/>
-              <w:bottom w:type="dxa" w:w="170"/>
-              <w:right w:type="dxa" w:w="170"/>
-            </w:tcMar>
-            <w:vAlign w:val="center"/>
-          </w:tcPr>
-          <w:p>
-            <w:pPr>
-              <w:jc w:val="left"/>
-            </w:pPr>
-            <w:r>
-              <w:rPr>
-                <w:rFonts w:ascii="NanumGothic" w:cs="NanumGothic" w:eastAsia="NanumGothic" w:hAnsi="NanumGothic"/>
-                <w:sz w:val="20"/>
-                <w:szCs w:val="20"/>
-              </w:rPr>
-              <w:t xml:space="preserve"/>
-            </w:r>
-          </w:p>
-        </w:tc>
-        <w:tc>
-          <w:tcPr>
-            <w:tcW w:type="dxa" w:w="2267"/>
-            <w:tcBorders>
-              <w:top w:val="single" w:color="000000" w:sz="4"/>
-              <w:left w:val="single" w:color="000000" w:sz="4"/>
-              <w:bottom w:val="single" w:color="000000" w:sz="4"/>
-              <w:right w:val="single" w:color="000000" w:sz="4"/>
-            </w:tcBorders>
-            <w:shd w:fill="ffffff" w:color="auto" w:val="clear"/>
-            <w:tcMar>
-              <w:top w:type="dxa" w:w="170"/>
-              <w:left w:type="dxa" w:w="170"/>
-              <w:bottom w:type="dxa" w:w="170"/>
-              <w:right w:type="dxa" w:w="170"/>
-            </w:tcMar>
-            <w:vAlign w:val="center"/>
-          </w:tcPr>
-          <w:p>
-            <w:pPr>
-              <w:jc w:val="left"/>
-            </w:pPr>
-            <w:r>
-              <w:rPr>
-                <w:rFonts w:ascii="NanumGothic" w:cs="NanumGothic" w:eastAsia="NanumGothic" w:hAnsi="NanumGothic"/>
-                <w:sz w:val="20"/>
-                <w:szCs w:val="20"/>
-              </w:rPr>
-              <w:t xml:space="preserve"/>
-            </w:r>
-          </w:p>
-        </w:tc>
-        <w:tc>
-          <w:tcPr>
-            <w:tcW w:type="dxa" w:w="2267"/>
+            <w:tcW w:type="dxa" w:w="3968"/>
+            <w:tcBorders>
+              <w:top w:val="single" w:color="000000" w:sz="4"/>
+              <w:left w:val="single" w:color="000000" w:sz="4"/>
+              <w:bottom w:val="single" w:color="000000" w:sz="4"/>
+              <w:right w:val="single" w:color="000000" w:sz="4"/>
+            </w:tcBorders>
+            <w:shd w:fill="ffffff" w:color="auto" w:val="clear"/>
+            <w:tcMar>
+              <w:top w:type="dxa" w:w="170"/>
+              <w:left w:type="dxa" w:w="170"/>
+              <w:bottom w:type="dxa" w:w="170"/>
+              <w:right w:type="dxa" w:w="170"/>
+            </w:tcMar>
+            <w:vAlign w:val="center"/>
+          </w:tcPr>
+          <w:p>
+            <w:pPr>
+              <w:jc w:val="left"/>
+            </w:pPr>
+            <w:r>
+              <w:rPr>
+                <w:rFonts w:ascii="NanumGothic" w:cs="NanumGothic" w:eastAsia="NanumGothic" w:hAnsi="NanumGothic"/>
+                <w:sz w:val="20"/>
+                <w:szCs w:val="20"/>
+              </w:rPr>
+              <w:t xml:space="preserve"/>
+            </w:r>
+          </w:p>
+        </w:tc>
+        <w:tc>
+          <w:tcPr>
+            <w:tcW w:type="dxa" w:w="2494"/>
+            <w:tcBorders>
+              <w:top w:val="single" w:color="000000" w:sz="4"/>
+              <w:left w:val="single" w:color="000000" w:sz="4"/>
+              <w:bottom w:val="single" w:color="000000" w:sz="4"/>
+              <w:right w:val="single" w:color="000000" w:sz="4"/>
+            </w:tcBorders>
+            <w:shd w:fill="ffffff" w:color="auto" w:val="clear"/>
+            <w:tcMar>
+              <w:top w:type="dxa" w:w="170"/>
+              <w:left w:type="dxa" w:w="170"/>
+              <w:bottom w:type="dxa" w:w="170"/>
+              <w:right w:type="dxa" w:w="170"/>
+            </w:tcMar>
+            <w:vAlign w:val="center"/>
+          </w:tcPr>
+          <w:p>
+            <w:pPr>
+              <w:jc w:val="left"/>
+            </w:pPr>
+            <w:r>
+              <w:rPr>
+                <w:rFonts w:ascii="NanumGothic" w:cs="NanumGothic" w:eastAsia="NanumGothic" w:hAnsi="NanumGothic"/>
+                <w:sz w:val="20"/>
+                <w:szCs w:val="20"/>
+              </w:rPr>
+              <w:t xml:space="preserve"/>
+            </w:r>
+          </w:p>
+        </w:tc>
+        <w:tc>
+          <w:tcPr>
+            <w:tcW w:type="dxa" w:w="2607"/>
             <w:tcBorders>
               <w:top w:val="single" w:color="000000" w:sz="4"/>
               <w:left w:val="single" w:color="000000" w:sz="4"/>
@@ -791,7 +791,7 @@
       </w:tr>
       <w:tr>
         <w:trPr>
-          <w:trHeight w:val="566" w:hRule="atLeast"/>
+          <w:trHeight w:val="453" w:hRule="atLeast"/>
         </w:trPr>
         <w:tc>
           <w:tcPr>
@@ -827,7 +827,7 @@
         </w:tc>
         <w:tc>
           <w:tcPr>
-            <w:tcW w:type="dxa" w:w="4535"/>
+            <w:tcW w:type="dxa" w:w="3968"/>
             <w:tcBorders>
               <w:top w:val="single" w:color="000000" w:sz="4"/>
               <w:left w:val="single" w:color="000000" w:sz="4"/>
@@ -859,7 +859,7 @@
         </w:tc>
         <w:tc>
           <w:tcPr>
-            <w:tcW w:type="dxa" w:w="2267"/>
+            <w:tcW w:type="dxa" w:w="2494"/>
             <w:tcBorders>
               <w:top w:val="single" w:color="000000" w:sz="4"/>
               <w:left w:val="single" w:color="000000" w:sz="4"/>
@@ -891,7 +891,7 @@
         </w:tc>
         <w:tc>
           <w:tcPr>
-            <w:tcW w:type="dxa" w:w="2267"/>
+            <w:tcW w:type="dxa" w:w="2607"/>
             <w:tcBorders>
               <w:top w:val="single" w:color="000000" w:sz="4"/>
               <w:left w:val="single" w:color="000000" w:sz="4"/>
@@ -924,7 +924,7 @@
       </w:tr>
       <w:tr>
         <w:trPr>
-          <w:trHeight w:val="566" w:hRule="atLeast"/>
+          <w:trHeight w:val="453" w:hRule="atLeast"/>
         </w:trPr>
         <w:tc>
           <w:tcPr>
@@ -960,71 +960,71 @@
         </w:tc>
         <w:tc>
           <w:tcPr>
-            <w:tcW w:type="dxa" w:w="4535"/>
-            <w:tcBorders>
-              <w:top w:val="single" w:color="000000" w:sz="4"/>
-              <w:left w:val="single" w:color="000000" w:sz="4"/>
-              <w:bottom w:val="single" w:color="000000" w:sz="4"/>
-              <w:right w:val="single" w:color="000000" w:sz="4"/>
-            </w:tcBorders>
-            <w:shd w:fill="ffffff" w:color="auto" w:val="clear"/>
-            <w:tcMar>
-              <w:top w:type="dxa" w:w="170"/>
-              <w:left w:type="dxa" w:w="170"/>
-              <w:bottom w:type="dxa" w:w="170"/>
-              <w:right w:type="dxa" w:w="170"/>
-            </w:tcMar>
-            <w:vAlign w:val="center"/>
-          </w:tcPr>
-          <w:p>
-            <w:pPr>
-              <w:jc w:val="left"/>
-            </w:pPr>
-            <w:r>
-              <w:rPr>
-                <w:rFonts w:ascii="NanumGothic" w:cs="NanumGothic" w:eastAsia="NanumGothic" w:hAnsi="NanumGothic"/>
-                <w:sz w:val="20"/>
-                <w:szCs w:val="20"/>
-              </w:rPr>
-              <w:t xml:space="preserve"/>
-            </w:r>
-          </w:p>
-        </w:tc>
-        <w:tc>
-          <w:tcPr>
-            <w:tcW w:type="dxa" w:w="2267"/>
-            <w:tcBorders>
-              <w:top w:val="single" w:color="000000" w:sz="4"/>
-              <w:left w:val="single" w:color="000000" w:sz="4"/>
-              <w:bottom w:val="single" w:color="000000" w:sz="4"/>
-              <w:right w:val="single" w:color="000000" w:sz="4"/>
-            </w:tcBorders>
-            <w:shd w:fill="ffffff" w:color="auto" w:val="clear"/>
-            <w:tcMar>
-              <w:top w:type="dxa" w:w="170"/>
-              <w:left w:type="dxa" w:w="170"/>
-              <w:bottom w:type="dxa" w:w="170"/>
-              <w:right w:type="dxa" w:w="170"/>
-            </w:tcMar>
-            <w:vAlign w:val="center"/>
-          </w:tcPr>
-          <w:p>
-            <w:pPr>
-              <w:jc w:val="left"/>
-            </w:pPr>
-            <w:r>
-              <w:rPr>
-                <w:rFonts w:ascii="NanumGothic" w:cs="NanumGothic" w:eastAsia="NanumGothic" w:hAnsi="NanumGothic"/>
-                <w:sz w:val="20"/>
-                <w:szCs w:val="20"/>
-              </w:rPr>
-              <w:t xml:space="preserve"/>
-            </w:r>
-          </w:p>
-        </w:tc>
-        <w:tc>
-          <w:tcPr>
-            <w:tcW w:type="dxa" w:w="2267"/>
+            <w:tcW w:type="dxa" w:w="3968"/>
+            <w:tcBorders>
+              <w:top w:val="single" w:color="000000" w:sz="4"/>
+              <w:left w:val="single" w:color="000000" w:sz="4"/>
+              <w:bottom w:val="single" w:color="000000" w:sz="4"/>
+              <w:right w:val="single" w:color="000000" w:sz="4"/>
+            </w:tcBorders>
+            <w:shd w:fill="ffffff" w:color="auto" w:val="clear"/>
+            <w:tcMar>
+              <w:top w:type="dxa" w:w="170"/>
+              <w:left w:type="dxa" w:w="170"/>
+              <w:bottom w:type="dxa" w:w="170"/>
+              <w:right w:type="dxa" w:w="170"/>
+            </w:tcMar>
+            <w:vAlign w:val="center"/>
+          </w:tcPr>
+          <w:p>
+            <w:pPr>
+              <w:jc w:val="left"/>
+            </w:pPr>
+            <w:r>
+              <w:rPr>
+                <w:rFonts w:ascii="NanumGothic" w:cs="NanumGothic" w:eastAsia="NanumGothic" w:hAnsi="NanumGothic"/>
+                <w:sz w:val="20"/>
+                <w:szCs w:val="20"/>
+              </w:rPr>
+              <w:t xml:space="preserve"/>
+            </w:r>
+          </w:p>
+        </w:tc>
+        <w:tc>
+          <w:tcPr>
+            <w:tcW w:type="dxa" w:w="2494"/>
+            <w:tcBorders>
+              <w:top w:val="single" w:color="000000" w:sz="4"/>
+              <w:left w:val="single" w:color="000000" w:sz="4"/>
+              <w:bottom w:val="single" w:color="000000" w:sz="4"/>
+              <w:right w:val="single" w:color="000000" w:sz="4"/>
+            </w:tcBorders>
+            <w:shd w:fill="ffffff" w:color="auto" w:val="clear"/>
+            <w:tcMar>
+              <w:top w:type="dxa" w:w="170"/>
+              <w:left w:type="dxa" w:w="170"/>
+              <w:bottom w:type="dxa" w:w="170"/>
+              <w:right w:type="dxa" w:w="170"/>
+            </w:tcMar>
+            <w:vAlign w:val="center"/>
+          </w:tcPr>
+          <w:p>
+            <w:pPr>
+              <w:jc w:val="left"/>
+            </w:pPr>
+            <w:r>
+              <w:rPr>
+                <w:rFonts w:ascii="NanumGothic" w:cs="NanumGothic" w:eastAsia="NanumGothic" w:hAnsi="NanumGothic"/>
+                <w:sz w:val="20"/>
+                <w:szCs w:val="20"/>
+              </w:rPr>
+              <w:t xml:space="preserve"/>
+            </w:r>
+          </w:p>
+        </w:tc>
+        <w:tc>
+          <w:tcPr>
+            <w:tcW w:type="dxa" w:w="2607"/>
             <w:tcBorders>
               <w:top w:val="single" w:color="000000" w:sz="4"/>
               <w:left w:val="single" w:color="000000" w:sz="4"/>
@@ -1057,7 +1057,7 @@
       </w:tr>
       <w:tr>
         <w:trPr>
-          <w:trHeight w:val="566" w:hRule="atLeast"/>
+          <w:trHeight w:val="453" w:hRule="atLeast"/>
         </w:trPr>
         <w:tc>
           <w:tcPr>
@@ -1093,7 +1093,7 @@
         </w:tc>
         <w:tc>
           <w:tcPr>
-            <w:tcW w:type="dxa" w:w="4535"/>
+            <w:tcW w:type="dxa" w:w="3968"/>
             <w:tcBorders>
               <w:top w:val="single" w:color="000000" w:sz="4"/>
               <w:left w:val="single" w:color="000000" w:sz="4"/>
@@ -1125,7 +1125,7 @@
         </w:tc>
         <w:tc>
           <w:tcPr>
-            <w:tcW w:type="dxa" w:w="2267"/>
+            <w:tcW w:type="dxa" w:w="2494"/>
             <w:tcBorders>
               <w:top w:val="single" w:color="000000" w:sz="4"/>
               <w:left w:val="single" w:color="000000" w:sz="4"/>
@@ -1157,7 +1157,7 @@
         </w:tc>
         <w:tc>
           <w:tcPr>
-            <w:tcW w:type="dxa" w:w="2267"/>
+            <w:tcW w:type="dxa" w:w="2607"/>
             <w:tcBorders>
               <w:top w:val="single" w:color="000000" w:sz="4"/>
               <w:left w:val="single" w:color="000000" w:sz="4"/>
@@ -1190,7 +1190,7 @@
       </w:tr>
       <w:tr>
         <w:trPr>
-          <w:trHeight w:val="566" w:hRule="atLeast"/>
+          <w:trHeight w:val="453" w:hRule="atLeast"/>
         </w:trPr>
         <w:tc>
           <w:tcPr>
@@ -1226,71 +1226,71 @@
         </w:tc>
         <w:tc>
           <w:tcPr>
-            <w:tcW w:type="dxa" w:w="4535"/>
-            <w:tcBorders>
-              <w:top w:val="single" w:color="000000" w:sz="4"/>
-              <w:left w:val="single" w:color="000000" w:sz="4"/>
-              <w:bottom w:val="single" w:color="000000" w:sz="4"/>
-              <w:right w:val="single" w:color="000000" w:sz="4"/>
-            </w:tcBorders>
-            <w:shd w:fill="ffffff" w:color="auto" w:val="clear"/>
-            <w:tcMar>
-              <w:top w:type="dxa" w:w="170"/>
-              <w:left w:type="dxa" w:w="170"/>
-              <w:bottom w:type="dxa" w:w="170"/>
-              <w:right w:type="dxa" w:w="170"/>
-            </w:tcMar>
-            <w:vAlign w:val="center"/>
-          </w:tcPr>
-          <w:p>
-            <w:pPr>
-              <w:jc w:val="left"/>
-            </w:pPr>
-            <w:r>
-              <w:rPr>
-                <w:rFonts w:ascii="NanumGothic" w:cs="NanumGothic" w:eastAsia="NanumGothic" w:hAnsi="NanumGothic"/>
-                <w:sz w:val="20"/>
-                <w:szCs w:val="20"/>
-              </w:rPr>
-              <w:t xml:space="preserve"/>
-            </w:r>
-          </w:p>
-        </w:tc>
-        <w:tc>
-          <w:tcPr>
-            <w:tcW w:type="dxa" w:w="2267"/>
-            <w:tcBorders>
-              <w:top w:val="single" w:color="000000" w:sz="4"/>
-              <w:left w:val="single" w:color="000000" w:sz="4"/>
-              <w:bottom w:val="single" w:color="000000" w:sz="4"/>
-              <w:right w:val="single" w:color="000000" w:sz="4"/>
-            </w:tcBorders>
-            <w:shd w:fill="ffffff" w:color="auto" w:val="clear"/>
-            <w:tcMar>
-              <w:top w:type="dxa" w:w="170"/>
-              <w:left w:type="dxa" w:w="170"/>
-              <w:bottom w:type="dxa" w:w="170"/>
-              <w:right w:type="dxa" w:w="170"/>
-            </w:tcMar>
-            <w:vAlign w:val="center"/>
-          </w:tcPr>
-          <w:p>
-            <w:pPr>
-              <w:jc w:val="left"/>
-            </w:pPr>
-            <w:r>
-              <w:rPr>
-                <w:rFonts w:ascii="NanumGothic" w:cs="NanumGothic" w:eastAsia="NanumGothic" w:hAnsi="NanumGothic"/>
-                <w:sz w:val="20"/>
-                <w:szCs w:val="20"/>
-              </w:rPr>
-              <w:t xml:space="preserve"/>
-            </w:r>
-          </w:p>
-        </w:tc>
-        <w:tc>
-          <w:tcPr>
-            <w:tcW w:type="dxa" w:w="2267"/>
+            <w:tcW w:type="dxa" w:w="3968"/>
+            <w:tcBorders>
+              <w:top w:val="single" w:color="000000" w:sz="4"/>
+              <w:left w:val="single" w:color="000000" w:sz="4"/>
+              <w:bottom w:val="single" w:color="000000" w:sz="4"/>
+              <w:right w:val="single" w:color="000000" w:sz="4"/>
+            </w:tcBorders>
+            <w:shd w:fill="ffffff" w:color="auto" w:val="clear"/>
+            <w:tcMar>
+              <w:top w:type="dxa" w:w="170"/>
+              <w:left w:type="dxa" w:w="170"/>
+              <w:bottom w:type="dxa" w:w="170"/>
+              <w:right w:type="dxa" w:w="170"/>
+            </w:tcMar>
+            <w:vAlign w:val="center"/>
+          </w:tcPr>
+          <w:p>
+            <w:pPr>
+              <w:jc w:val="left"/>
+            </w:pPr>
+            <w:r>
+              <w:rPr>
+                <w:rFonts w:ascii="NanumGothic" w:cs="NanumGothic" w:eastAsia="NanumGothic" w:hAnsi="NanumGothic"/>
+                <w:sz w:val="20"/>
+                <w:szCs w:val="20"/>
+              </w:rPr>
+              <w:t xml:space="preserve"/>
+            </w:r>
+          </w:p>
+        </w:tc>
+        <w:tc>
+          <w:tcPr>
+            <w:tcW w:type="dxa" w:w="2494"/>
+            <w:tcBorders>
+              <w:top w:val="single" w:color="000000" w:sz="4"/>
+              <w:left w:val="single" w:color="000000" w:sz="4"/>
+              <w:bottom w:val="single" w:color="000000" w:sz="4"/>
+              <w:right w:val="single" w:color="000000" w:sz="4"/>
+            </w:tcBorders>
+            <w:shd w:fill="ffffff" w:color="auto" w:val="clear"/>
+            <w:tcMar>
+              <w:top w:type="dxa" w:w="170"/>
+              <w:left w:type="dxa" w:w="170"/>
+              <w:bottom w:type="dxa" w:w="170"/>
+              <w:right w:type="dxa" w:w="170"/>
+            </w:tcMar>
+            <w:vAlign w:val="center"/>
+          </w:tcPr>
+          <w:p>
+            <w:pPr>
+              <w:jc w:val="left"/>
+            </w:pPr>
+            <w:r>
+              <w:rPr>
+                <w:rFonts w:ascii="NanumGothic" w:cs="NanumGothic" w:eastAsia="NanumGothic" w:hAnsi="NanumGothic"/>
+                <w:sz w:val="20"/>
+                <w:szCs w:val="20"/>
+              </w:rPr>
+              <w:t xml:space="preserve"/>
+            </w:r>
+          </w:p>
+        </w:tc>
+        <w:tc>
+          <w:tcPr>
+            <w:tcW w:type="dxa" w:w="2607"/>
             <w:tcBorders>
               <w:top w:val="single" w:color="000000" w:sz="4"/>
               <w:left w:val="single" w:color="000000" w:sz="4"/>
@@ -1323,7 +1323,7 @@
       </w:tr>
       <w:tr>
         <w:trPr>
-          <w:trHeight w:val="566" w:hRule="atLeast"/>
+          <w:trHeight w:val="453" w:hRule="atLeast"/>
         </w:trPr>
         <w:tc>
           <w:tcPr>
@@ -1359,7 +1359,7 @@
         </w:tc>
         <w:tc>
           <w:tcPr>
-            <w:tcW w:type="dxa" w:w="4535"/>
+            <w:tcW w:type="dxa" w:w="3968"/>
             <w:tcBorders>
               <w:top w:val="single" w:color="000000" w:sz="4"/>
               <w:left w:val="single" w:color="000000" w:sz="4"/>
@@ -1391,7 +1391,7 @@
         </w:tc>
         <w:tc>
           <w:tcPr>
-            <w:tcW w:type="dxa" w:w="2267"/>
+            <w:tcW w:type="dxa" w:w="2494"/>
             <w:tcBorders>
               <w:top w:val="single" w:color="000000" w:sz="4"/>
               <w:left w:val="single" w:color="000000" w:sz="4"/>
@@ -1423,7 +1423,7 @@
         </w:tc>
         <w:tc>
           <w:tcPr>
-            <w:tcW w:type="dxa" w:w="2267"/>
+            <w:tcW w:type="dxa" w:w="2607"/>
             <w:tcBorders>
               <w:top w:val="single" w:color="000000" w:sz="4"/>
               <w:left w:val="single" w:color="000000" w:sz="4"/>
@@ -1456,7 +1456,7 @@
       </w:tr>
       <w:tr>
         <w:trPr>
-          <w:trHeight w:val="566" w:hRule="atLeast"/>
+          <w:trHeight w:val="453" w:hRule="atLeast"/>
         </w:trPr>
         <w:tc>
           <w:tcPr>
@@ -1492,71 +1492,71 @@
         </w:tc>
         <w:tc>
           <w:tcPr>
-            <w:tcW w:type="dxa" w:w="4535"/>
-            <w:tcBorders>
-              <w:top w:val="single" w:color="000000" w:sz="4"/>
-              <w:left w:val="single" w:color="000000" w:sz="4"/>
-              <w:bottom w:val="single" w:color="000000" w:sz="4"/>
-              <w:right w:val="single" w:color="000000" w:sz="4"/>
-            </w:tcBorders>
-            <w:shd w:fill="ffffff" w:color="auto" w:val="clear"/>
-            <w:tcMar>
-              <w:top w:type="dxa" w:w="170"/>
-              <w:left w:type="dxa" w:w="170"/>
-              <w:bottom w:type="dxa" w:w="170"/>
-              <w:right w:type="dxa" w:w="170"/>
-            </w:tcMar>
-            <w:vAlign w:val="center"/>
-          </w:tcPr>
-          <w:p>
-            <w:pPr>
-              <w:jc w:val="left"/>
-            </w:pPr>
-            <w:r>
-              <w:rPr>
-                <w:rFonts w:ascii="NanumGothic" w:cs="NanumGothic" w:eastAsia="NanumGothic" w:hAnsi="NanumGothic"/>
-                <w:sz w:val="20"/>
-                <w:szCs w:val="20"/>
-              </w:rPr>
-              <w:t xml:space="preserve"/>
-            </w:r>
-          </w:p>
-        </w:tc>
-        <w:tc>
-          <w:tcPr>
-            <w:tcW w:type="dxa" w:w="2267"/>
-            <w:tcBorders>
-              <w:top w:val="single" w:color="000000" w:sz="4"/>
-              <w:left w:val="single" w:color="000000" w:sz="4"/>
-              <w:bottom w:val="single" w:color="000000" w:sz="4"/>
-              <w:right w:val="single" w:color="000000" w:sz="4"/>
-            </w:tcBorders>
-            <w:shd w:fill="ffffff" w:color="auto" w:val="clear"/>
-            <w:tcMar>
-              <w:top w:type="dxa" w:w="170"/>
-              <w:left w:type="dxa" w:w="170"/>
-              <w:bottom w:type="dxa" w:w="170"/>
-              <w:right w:type="dxa" w:w="170"/>
-            </w:tcMar>
-            <w:vAlign w:val="center"/>
-          </w:tcPr>
-          <w:p>
-            <w:pPr>
-              <w:jc w:val="left"/>
-            </w:pPr>
-            <w:r>
-              <w:rPr>
-                <w:rFonts w:ascii="NanumGothic" w:cs="NanumGothic" w:eastAsia="NanumGothic" w:hAnsi="NanumGothic"/>
-                <w:sz w:val="20"/>
-                <w:szCs w:val="20"/>
-              </w:rPr>
-              <w:t xml:space="preserve"/>
-            </w:r>
-          </w:p>
-        </w:tc>
-        <w:tc>
-          <w:tcPr>
-            <w:tcW w:type="dxa" w:w="2267"/>
+            <w:tcW w:type="dxa" w:w="3968"/>
+            <w:tcBorders>
+              <w:top w:val="single" w:color="000000" w:sz="4"/>
+              <w:left w:val="single" w:color="000000" w:sz="4"/>
+              <w:bottom w:val="single" w:color="000000" w:sz="4"/>
+              <w:right w:val="single" w:color="000000" w:sz="4"/>
+            </w:tcBorders>
+            <w:shd w:fill="ffffff" w:color="auto" w:val="clear"/>
+            <w:tcMar>
+              <w:top w:type="dxa" w:w="170"/>
+              <w:left w:type="dxa" w:w="170"/>
+              <w:bottom w:type="dxa" w:w="170"/>
+              <w:right w:type="dxa" w:w="170"/>
+            </w:tcMar>
+            <w:vAlign w:val="center"/>
+          </w:tcPr>
+          <w:p>
+            <w:pPr>
+              <w:jc w:val="left"/>
+            </w:pPr>
+            <w:r>
+              <w:rPr>
+                <w:rFonts w:ascii="NanumGothic" w:cs="NanumGothic" w:eastAsia="NanumGothic" w:hAnsi="NanumGothic"/>
+                <w:sz w:val="20"/>
+                <w:szCs w:val="20"/>
+              </w:rPr>
+              <w:t xml:space="preserve"/>
+            </w:r>
+          </w:p>
+        </w:tc>
+        <w:tc>
+          <w:tcPr>
+            <w:tcW w:type="dxa" w:w="2494"/>
+            <w:tcBorders>
+              <w:top w:val="single" w:color="000000" w:sz="4"/>
+              <w:left w:val="single" w:color="000000" w:sz="4"/>
+              <w:bottom w:val="single" w:color="000000" w:sz="4"/>
+              <w:right w:val="single" w:color="000000" w:sz="4"/>
+            </w:tcBorders>
+            <w:shd w:fill="ffffff" w:color="auto" w:val="clear"/>
+            <w:tcMar>
+              <w:top w:type="dxa" w:w="170"/>
+              <w:left w:type="dxa" w:w="170"/>
+              <w:bottom w:type="dxa" w:w="170"/>
+              <w:right w:type="dxa" w:w="170"/>
+            </w:tcMar>
+            <w:vAlign w:val="center"/>
+          </w:tcPr>
+          <w:p>
+            <w:pPr>
+              <w:jc w:val="left"/>
+            </w:pPr>
+            <w:r>
+              <w:rPr>
+                <w:rFonts w:ascii="NanumGothic" w:cs="NanumGothic" w:eastAsia="NanumGothic" w:hAnsi="NanumGothic"/>
+                <w:sz w:val="20"/>
+                <w:szCs w:val="20"/>
+              </w:rPr>
+              <w:t xml:space="preserve"/>
+            </w:r>
+          </w:p>
+        </w:tc>
+        <w:tc>
+          <w:tcPr>
+            <w:tcW w:type="dxa" w:w="2607"/>
             <w:tcBorders>
               <w:top w:val="single" w:color="000000" w:sz="4"/>
               <w:left w:val="single" w:color="000000" w:sz="4"/>
@@ -1589,7 +1589,7 @@
       </w:tr>
       <w:tr>
         <w:trPr>
-          <w:trHeight w:val="566" w:hRule="atLeast"/>
+          <w:trHeight w:val="453" w:hRule="atLeast"/>
         </w:trPr>
         <w:tc>
           <w:tcPr>
@@ -1625,7 +1625,7 @@
         </w:tc>
         <w:tc>
           <w:tcPr>
-            <w:tcW w:type="dxa" w:w="4535"/>
+            <w:tcW w:type="dxa" w:w="3968"/>
             <w:tcBorders>
               <w:top w:val="single" w:color="000000" w:sz="4"/>
               <w:left w:val="single" w:color="000000" w:sz="4"/>
@@ -1657,7 +1657,7 @@
         </w:tc>
         <w:tc>
           <w:tcPr>
-            <w:tcW w:type="dxa" w:w="2267"/>
+            <w:tcW w:type="dxa" w:w="2494"/>
             <w:tcBorders>
               <w:top w:val="single" w:color="000000" w:sz="4"/>
               <w:left w:val="single" w:color="000000" w:sz="4"/>
@@ -1689,7 +1689,7 @@
         </w:tc>
         <w:tc>
           <w:tcPr>
-            <w:tcW w:type="dxa" w:w="2267"/>
+            <w:tcW w:type="dxa" w:w="2607"/>
             <w:tcBorders>
               <w:top w:val="single" w:color="000000" w:sz="4"/>
               <w:left w:val="single" w:color="000000" w:sz="4"/>
@@ -1697,6 +1697,671 @@
               <w:right w:val="single" w:color="000000" w:sz="4"/>
             </w:tcBorders>
             <w:shd w:fill="F5F5F5" w:color="auto" w:val="clear"/>
+            <w:tcMar>
+              <w:top w:type="dxa" w:w="170"/>
+              <w:left w:type="dxa" w:w="170"/>
+              <w:bottom w:type="dxa" w:w="170"/>
+              <w:right w:type="dxa" w:w="170"/>
+            </w:tcMar>
+            <w:vAlign w:val="center"/>
+          </w:tcPr>
+          <w:p>
+            <w:pPr>
+              <w:jc w:val="left"/>
+            </w:pPr>
+            <w:r>
+              <w:rPr>
+                <w:rFonts w:ascii="NanumGothic" w:cs="NanumGothic" w:eastAsia="NanumGothic" w:hAnsi="NanumGothic"/>
+                <w:sz w:val="20"/>
+                <w:szCs w:val="20"/>
+              </w:rPr>
+              <w:t xml:space="preserve"/>
+            </w:r>
+          </w:p>
+        </w:tc>
+      </w:tr>
+      <w:tr>
+        <w:trPr>
+          <w:trHeight w:val="453" w:hRule="atLeast"/>
+        </w:trPr>
+        <w:tc>
+          <w:tcPr>
+            <w:tcW w:type="dxa" w:w="566"/>
+            <w:tcBorders>
+              <w:top w:val="single" w:color="000000" w:sz="4"/>
+              <w:left w:val="single" w:color="000000" w:sz="4"/>
+              <w:bottom w:val="single" w:color="000000" w:sz="4"/>
+              <w:right w:val="single" w:color="000000" w:sz="4"/>
+            </w:tcBorders>
+            <w:shd w:fill="ffffff" w:color="auto" w:val="clear"/>
+            <w:tcMar>
+              <w:top w:type="dxa" w:w="170"/>
+              <w:left w:type="dxa" w:w="170"/>
+              <w:bottom w:type="dxa" w:w="170"/>
+              <w:right w:type="dxa" w:w="170"/>
+            </w:tcMar>
+            <w:vAlign w:val="center"/>
+          </w:tcPr>
+          <w:p>
+            <w:pPr>
+              <w:jc w:val="left"/>
+            </w:pPr>
+            <w:r>
+              <w:rPr>
+                <w:rFonts w:ascii="NanumGothic" w:cs="NanumGothic" w:eastAsia="NanumGothic" w:hAnsi="NanumGothic"/>
+                <w:sz w:val="20"/>
+                <w:szCs w:val="20"/>
+              </w:rPr>
+              <w:t xml:space="preserve"/>
+            </w:r>
+          </w:p>
+        </w:tc>
+        <w:tc>
+          <w:tcPr>
+            <w:tcW w:type="dxa" w:w="3968"/>
+            <w:tcBorders>
+              <w:top w:val="single" w:color="000000" w:sz="4"/>
+              <w:left w:val="single" w:color="000000" w:sz="4"/>
+              <w:bottom w:val="single" w:color="000000" w:sz="4"/>
+              <w:right w:val="single" w:color="000000" w:sz="4"/>
+            </w:tcBorders>
+            <w:shd w:fill="ffffff" w:color="auto" w:val="clear"/>
+            <w:tcMar>
+              <w:top w:type="dxa" w:w="170"/>
+              <w:left w:type="dxa" w:w="170"/>
+              <w:bottom w:type="dxa" w:w="170"/>
+              <w:right w:type="dxa" w:w="170"/>
+            </w:tcMar>
+            <w:vAlign w:val="center"/>
+          </w:tcPr>
+          <w:p>
+            <w:pPr>
+              <w:jc w:val="left"/>
+            </w:pPr>
+            <w:r>
+              <w:rPr>
+                <w:rFonts w:ascii="NanumGothic" w:cs="NanumGothic" w:eastAsia="NanumGothic" w:hAnsi="NanumGothic"/>
+                <w:sz w:val="20"/>
+                <w:szCs w:val="20"/>
+              </w:rPr>
+              <w:t xml:space="preserve"/>
+            </w:r>
+          </w:p>
+        </w:tc>
+        <w:tc>
+          <w:tcPr>
+            <w:tcW w:type="dxa" w:w="2494"/>
+            <w:tcBorders>
+              <w:top w:val="single" w:color="000000" w:sz="4"/>
+              <w:left w:val="single" w:color="000000" w:sz="4"/>
+              <w:bottom w:val="single" w:color="000000" w:sz="4"/>
+              <w:right w:val="single" w:color="000000" w:sz="4"/>
+            </w:tcBorders>
+            <w:shd w:fill="ffffff" w:color="auto" w:val="clear"/>
+            <w:tcMar>
+              <w:top w:type="dxa" w:w="170"/>
+              <w:left w:type="dxa" w:w="170"/>
+              <w:bottom w:type="dxa" w:w="170"/>
+              <w:right w:type="dxa" w:w="170"/>
+            </w:tcMar>
+            <w:vAlign w:val="center"/>
+          </w:tcPr>
+          <w:p>
+            <w:pPr>
+              <w:jc w:val="left"/>
+            </w:pPr>
+            <w:r>
+              <w:rPr>
+                <w:rFonts w:ascii="NanumGothic" w:cs="NanumGothic" w:eastAsia="NanumGothic" w:hAnsi="NanumGothic"/>
+                <w:sz w:val="20"/>
+                <w:szCs w:val="20"/>
+              </w:rPr>
+              <w:t xml:space="preserve"/>
+            </w:r>
+          </w:p>
+        </w:tc>
+        <w:tc>
+          <w:tcPr>
+            <w:tcW w:type="dxa" w:w="2607"/>
+            <w:tcBorders>
+              <w:top w:val="single" w:color="000000" w:sz="4"/>
+              <w:left w:val="single" w:color="000000" w:sz="4"/>
+              <w:bottom w:val="single" w:color="000000" w:sz="4"/>
+              <w:right w:val="single" w:color="000000" w:sz="4"/>
+            </w:tcBorders>
+            <w:shd w:fill="ffffff" w:color="auto" w:val="clear"/>
+            <w:tcMar>
+              <w:top w:type="dxa" w:w="170"/>
+              <w:left w:type="dxa" w:w="170"/>
+              <w:bottom w:type="dxa" w:w="170"/>
+              <w:right w:type="dxa" w:w="170"/>
+            </w:tcMar>
+            <w:vAlign w:val="center"/>
+          </w:tcPr>
+          <w:p>
+            <w:pPr>
+              <w:jc w:val="left"/>
+            </w:pPr>
+            <w:r>
+              <w:rPr>
+                <w:rFonts w:ascii="NanumGothic" w:cs="NanumGothic" w:eastAsia="NanumGothic" w:hAnsi="NanumGothic"/>
+                <w:sz w:val="20"/>
+                <w:szCs w:val="20"/>
+              </w:rPr>
+              <w:t xml:space="preserve"/>
+            </w:r>
+          </w:p>
+        </w:tc>
+      </w:tr>
+      <w:tr>
+        <w:trPr>
+          <w:trHeight w:val="453" w:hRule="atLeast"/>
+        </w:trPr>
+        <w:tc>
+          <w:tcPr>
+            <w:tcW w:type="dxa" w:w="566"/>
+            <w:tcBorders>
+              <w:top w:val="single" w:color="000000" w:sz="4"/>
+              <w:left w:val="single" w:color="000000" w:sz="4"/>
+              <w:bottom w:val="single" w:color="000000" w:sz="4"/>
+              <w:right w:val="single" w:color="000000" w:sz="4"/>
+            </w:tcBorders>
+            <w:shd w:fill="F5F5F5" w:color="auto" w:val="clear"/>
+            <w:tcMar>
+              <w:top w:type="dxa" w:w="170"/>
+              <w:left w:type="dxa" w:w="170"/>
+              <w:bottom w:type="dxa" w:w="170"/>
+              <w:right w:type="dxa" w:w="170"/>
+            </w:tcMar>
+            <w:vAlign w:val="center"/>
+          </w:tcPr>
+          <w:p>
+            <w:pPr>
+              <w:jc w:val="left"/>
+            </w:pPr>
+            <w:r>
+              <w:rPr>
+                <w:rFonts w:ascii="NanumGothic" w:cs="NanumGothic" w:eastAsia="NanumGothic" w:hAnsi="NanumGothic"/>
+                <w:sz w:val="20"/>
+                <w:szCs w:val="20"/>
+              </w:rPr>
+              <w:t xml:space="preserve"/>
+            </w:r>
+          </w:p>
+        </w:tc>
+        <w:tc>
+          <w:tcPr>
+            <w:tcW w:type="dxa" w:w="3968"/>
+            <w:tcBorders>
+              <w:top w:val="single" w:color="000000" w:sz="4"/>
+              <w:left w:val="single" w:color="000000" w:sz="4"/>
+              <w:bottom w:val="single" w:color="000000" w:sz="4"/>
+              <w:right w:val="single" w:color="000000" w:sz="4"/>
+            </w:tcBorders>
+            <w:shd w:fill="F5F5F5" w:color="auto" w:val="clear"/>
+            <w:tcMar>
+              <w:top w:type="dxa" w:w="170"/>
+              <w:left w:type="dxa" w:w="170"/>
+              <w:bottom w:type="dxa" w:w="170"/>
+              <w:right w:type="dxa" w:w="170"/>
+            </w:tcMar>
+            <w:vAlign w:val="center"/>
+          </w:tcPr>
+          <w:p>
+            <w:pPr>
+              <w:jc w:val="left"/>
+            </w:pPr>
+            <w:r>
+              <w:rPr>
+                <w:rFonts w:ascii="NanumGothic" w:cs="NanumGothic" w:eastAsia="NanumGothic" w:hAnsi="NanumGothic"/>
+                <w:sz w:val="20"/>
+                <w:szCs w:val="20"/>
+              </w:rPr>
+              <w:t xml:space="preserve"/>
+            </w:r>
+          </w:p>
+        </w:tc>
+        <w:tc>
+          <w:tcPr>
+            <w:tcW w:type="dxa" w:w="2494"/>
+            <w:tcBorders>
+              <w:top w:val="single" w:color="000000" w:sz="4"/>
+              <w:left w:val="single" w:color="000000" w:sz="4"/>
+              <w:bottom w:val="single" w:color="000000" w:sz="4"/>
+              <w:right w:val="single" w:color="000000" w:sz="4"/>
+            </w:tcBorders>
+            <w:shd w:fill="F5F5F5" w:color="auto" w:val="clear"/>
+            <w:tcMar>
+              <w:top w:type="dxa" w:w="170"/>
+              <w:left w:type="dxa" w:w="170"/>
+              <w:bottom w:type="dxa" w:w="170"/>
+              <w:right w:type="dxa" w:w="170"/>
+            </w:tcMar>
+            <w:vAlign w:val="center"/>
+          </w:tcPr>
+          <w:p>
+            <w:pPr>
+              <w:jc w:val="left"/>
+            </w:pPr>
+            <w:r>
+              <w:rPr>
+                <w:rFonts w:ascii="NanumGothic" w:cs="NanumGothic" w:eastAsia="NanumGothic" w:hAnsi="NanumGothic"/>
+                <w:sz w:val="20"/>
+                <w:szCs w:val="20"/>
+              </w:rPr>
+              <w:t xml:space="preserve"/>
+            </w:r>
+          </w:p>
+        </w:tc>
+        <w:tc>
+          <w:tcPr>
+            <w:tcW w:type="dxa" w:w="2607"/>
+            <w:tcBorders>
+              <w:top w:val="single" w:color="000000" w:sz="4"/>
+              <w:left w:val="single" w:color="000000" w:sz="4"/>
+              <w:bottom w:val="single" w:color="000000" w:sz="4"/>
+              <w:right w:val="single" w:color="000000" w:sz="4"/>
+            </w:tcBorders>
+            <w:shd w:fill="F5F5F5" w:color="auto" w:val="clear"/>
+            <w:tcMar>
+              <w:top w:type="dxa" w:w="170"/>
+              <w:left w:type="dxa" w:w="170"/>
+              <w:bottom w:type="dxa" w:w="170"/>
+              <w:right w:type="dxa" w:w="170"/>
+            </w:tcMar>
+            <w:vAlign w:val="center"/>
+          </w:tcPr>
+          <w:p>
+            <w:pPr>
+              <w:jc w:val="left"/>
+            </w:pPr>
+            <w:r>
+              <w:rPr>
+                <w:rFonts w:ascii="NanumGothic" w:cs="NanumGothic" w:eastAsia="NanumGothic" w:hAnsi="NanumGothic"/>
+                <w:sz w:val="20"/>
+                <w:szCs w:val="20"/>
+              </w:rPr>
+              <w:t xml:space="preserve"/>
+            </w:r>
+          </w:p>
+        </w:tc>
+      </w:tr>
+      <w:tr>
+        <w:trPr>
+          <w:trHeight w:val="453" w:hRule="atLeast"/>
+        </w:trPr>
+        <w:tc>
+          <w:tcPr>
+            <w:tcW w:type="dxa" w:w="566"/>
+            <w:tcBorders>
+              <w:top w:val="single" w:color="000000" w:sz="4"/>
+              <w:left w:val="single" w:color="000000" w:sz="4"/>
+              <w:bottom w:val="single" w:color="000000" w:sz="4"/>
+              <w:right w:val="single" w:color="000000" w:sz="4"/>
+            </w:tcBorders>
+            <w:shd w:fill="ffffff" w:color="auto" w:val="clear"/>
+            <w:tcMar>
+              <w:top w:type="dxa" w:w="170"/>
+              <w:left w:type="dxa" w:w="170"/>
+              <w:bottom w:type="dxa" w:w="170"/>
+              <w:right w:type="dxa" w:w="170"/>
+            </w:tcMar>
+            <w:vAlign w:val="center"/>
+          </w:tcPr>
+          <w:p>
+            <w:pPr>
+              <w:jc w:val="left"/>
+            </w:pPr>
+            <w:r>
+              <w:rPr>
+                <w:rFonts w:ascii="NanumGothic" w:cs="NanumGothic" w:eastAsia="NanumGothic" w:hAnsi="NanumGothic"/>
+                <w:sz w:val="20"/>
+                <w:szCs w:val="20"/>
+              </w:rPr>
+              <w:t xml:space="preserve"/>
+            </w:r>
+          </w:p>
+        </w:tc>
+        <w:tc>
+          <w:tcPr>
+            <w:tcW w:type="dxa" w:w="3968"/>
+            <w:tcBorders>
+              <w:top w:val="single" w:color="000000" w:sz="4"/>
+              <w:left w:val="single" w:color="000000" w:sz="4"/>
+              <w:bottom w:val="single" w:color="000000" w:sz="4"/>
+              <w:right w:val="single" w:color="000000" w:sz="4"/>
+            </w:tcBorders>
+            <w:shd w:fill="ffffff" w:color="auto" w:val="clear"/>
+            <w:tcMar>
+              <w:top w:type="dxa" w:w="170"/>
+              <w:left w:type="dxa" w:w="170"/>
+              <w:bottom w:type="dxa" w:w="170"/>
+              <w:right w:type="dxa" w:w="170"/>
+            </w:tcMar>
+            <w:vAlign w:val="center"/>
+          </w:tcPr>
+          <w:p>
+            <w:pPr>
+              <w:jc w:val="left"/>
+            </w:pPr>
+            <w:r>
+              <w:rPr>
+                <w:rFonts w:ascii="NanumGothic" w:cs="NanumGothic" w:eastAsia="NanumGothic" w:hAnsi="NanumGothic"/>
+                <w:sz w:val="20"/>
+                <w:szCs w:val="20"/>
+              </w:rPr>
+              <w:t xml:space="preserve"/>
+            </w:r>
+          </w:p>
+        </w:tc>
+        <w:tc>
+          <w:tcPr>
+            <w:tcW w:type="dxa" w:w="2494"/>
+            <w:tcBorders>
+              <w:top w:val="single" w:color="000000" w:sz="4"/>
+              <w:left w:val="single" w:color="000000" w:sz="4"/>
+              <w:bottom w:val="single" w:color="000000" w:sz="4"/>
+              <w:right w:val="single" w:color="000000" w:sz="4"/>
+            </w:tcBorders>
+            <w:shd w:fill="ffffff" w:color="auto" w:val="clear"/>
+            <w:tcMar>
+              <w:top w:type="dxa" w:w="170"/>
+              <w:left w:type="dxa" w:w="170"/>
+              <w:bottom w:type="dxa" w:w="170"/>
+              <w:right w:type="dxa" w:w="170"/>
+            </w:tcMar>
+            <w:vAlign w:val="center"/>
+          </w:tcPr>
+          <w:p>
+            <w:pPr>
+              <w:jc w:val="left"/>
+            </w:pPr>
+            <w:r>
+              <w:rPr>
+                <w:rFonts w:ascii="NanumGothic" w:cs="NanumGothic" w:eastAsia="NanumGothic" w:hAnsi="NanumGothic"/>
+                <w:sz w:val="20"/>
+                <w:szCs w:val="20"/>
+              </w:rPr>
+              <w:t xml:space="preserve"/>
+            </w:r>
+          </w:p>
+        </w:tc>
+        <w:tc>
+          <w:tcPr>
+            <w:tcW w:type="dxa" w:w="2607"/>
+            <w:tcBorders>
+              <w:top w:val="single" w:color="000000" w:sz="4"/>
+              <w:left w:val="single" w:color="000000" w:sz="4"/>
+              <w:bottom w:val="single" w:color="000000" w:sz="4"/>
+              <w:right w:val="single" w:color="000000" w:sz="4"/>
+            </w:tcBorders>
+            <w:shd w:fill="ffffff" w:color="auto" w:val="clear"/>
+            <w:tcMar>
+              <w:top w:type="dxa" w:w="170"/>
+              <w:left w:type="dxa" w:w="170"/>
+              <w:bottom w:type="dxa" w:w="170"/>
+              <w:right w:type="dxa" w:w="170"/>
+            </w:tcMar>
+            <w:vAlign w:val="center"/>
+          </w:tcPr>
+          <w:p>
+            <w:pPr>
+              <w:jc w:val="left"/>
+            </w:pPr>
+            <w:r>
+              <w:rPr>
+                <w:rFonts w:ascii="NanumGothic" w:cs="NanumGothic" w:eastAsia="NanumGothic" w:hAnsi="NanumGothic"/>
+                <w:sz w:val="20"/>
+                <w:szCs w:val="20"/>
+              </w:rPr>
+              <w:t xml:space="preserve"/>
+            </w:r>
+          </w:p>
+        </w:tc>
+      </w:tr>
+      <w:tr>
+        <w:trPr>
+          <w:trHeight w:val="453" w:hRule="atLeast"/>
+        </w:trPr>
+        <w:tc>
+          <w:tcPr>
+            <w:tcW w:type="dxa" w:w="566"/>
+            <w:tcBorders>
+              <w:top w:val="single" w:color="000000" w:sz="4"/>
+              <w:left w:val="single" w:color="000000" w:sz="4"/>
+              <w:bottom w:val="single" w:color="000000" w:sz="4"/>
+              <w:right w:val="single" w:color="000000" w:sz="4"/>
+            </w:tcBorders>
+            <w:shd w:fill="F5F5F5" w:color="auto" w:val="clear"/>
+            <w:tcMar>
+              <w:top w:type="dxa" w:w="170"/>
+              <w:left w:type="dxa" w:w="170"/>
+              <w:bottom w:type="dxa" w:w="170"/>
+              <w:right w:type="dxa" w:w="170"/>
+            </w:tcMar>
+            <w:vAlign w:val="center"/>
+          </w:tcPr>
+          <w:p>
+            <w:pPr>
+              <w:jc w:val="left"/>
+            </w:pPr>
+            <w:r>
+              <w:rPr>
+                <w:rFonts w:ascii="NanumGothic" w:cs="NanumGothic" w:eastAsia="NanumGothic" w:hAnsi="NanumGothic"/>
+                <w:sz w:val="20"/>
+                <w:szCs w:val="20"/>
+              </w:rPr>
+              <w:t xml:space="preserve"/>
+            </w:r>
+          </w:p>
+        </w:tc>
+        <w:tc>
+          <w:tcPr>
+            <w:tcW w:type="dxa" w:w="3968"/>
+            <w:tcBorders>
+              <w:top w:val="single" w:color="000000" w:sz="4"/>
+              <w:left w:val="single" w:color="000000" w:sz="4"/>
+              <w:bottom w:val="single" w:color="000000" w:sz="4"/>
+              <w:right w:val="single" w:color="000000" w:sz="4"/>
+            </w:tcBorders>
+            <w:shd w:fill="F5F5F5" w:color="auto" w:val="clear"/>
+            <w:tcMar>
+              <w:top w:type="dxa" w:w="170"/>
+              <w:left w:type="dxa" w:w="170"/>
+              <w:bottom w:type="dxa" w:w="170"/>
+              <w:right w:type="dxa" w:w="170"/>
+            </w:tcMar>
+            <w:vAlign w:val="center"/>
+          </w:tcPr>
+          <w:p>
+            <w:pPr>
+              <w:jc w:val="left"/>
+            </w:pPr>
+            <w:r>
+              <w:rPr>
+                <w:rFonts w:ascii="NanumGothic" w:cs="NanumGothic" w:eastAsia="NanumGothic" w:hAnsi="NanumGothic"/>
+                <w:sz w:val="20"/>
+                <w:szCs w:val="20"/>
+              </w:rPr>
+              <w:t xml:space="preserve"/>
+            </w:r>
+          </w:p>
+        </w:tc>
+        <w:tc>
+          <w:tcPr>
+            <w:tcW w:type="dxa" w:w="2494"/>
+            <w:tcBorders>
+              <w:top w:val="single" w:color="000000" w:sz="4"/>
+              <w:left w:val="single" w:color="000000" w:sz="4"/>
+              <w:bottom w:val="single" w:color="000000" w:sz="4"/>
+              <w:right w:val="single" w:color="000000" w:sz="4"/>
+            </w:tcBorders>
+            <w:shd w:fill="F5F5F5" w:color="auto" w:val="clear"/>
+            <w:tcMar>
+              <w:top w:type="dxa" w:w="170"/>
+              <w:left w:type="dxa" w:w="170"/>
+              <w:bottom w:type="dxa" w:w="170"/>
+              <w:right w:type="dxa" w:w="170"/>
+            </w:tcMar>
+            <w:vAlign w:val="center"/>
+          </w:tcPr>
+          <w:p>
+            <w:pPr>
+              <w:jc w:val="left"/>
+            </w:pPr>
+            <w:r>
+              <w:rPr>
+                <w:rFonts w:ascii="NanumGothic" w:cs="NanumGothic" w:eastAsia="NanumGothic" w:hAnsi="NanumGothic"/>
+                <w:sz w:val="20"/>
+                <w:szCs w:val="20"/>
+              </w:rPr>
+              <w:t xml:space="preserve"/>
+            </w:r>
+          </w:p>
+        </w:tc>
+        <w:tc>
+          <w:tcPr>
+            <w:tcW w:type="dxa" w:w="2607"/>
+            <w:tcBorders>
+              <w:top w:val="single" w:color="000000" w:sz="4"/>
+              <w:left w:val="single" w:color="000000" w:sz="4"/>
+              <w:bottom w:val="single" w:color="000000" w:sz="4"/>
+              <w:right w:val="single" w:color="000000" w:sz="4"/>
+            </w:tcBorders>
+            <w:shd w:fill="F5F5F5" w:color="auto" w:val="clear"/>
+            <w:tcMar>
+              <w:top w:type="dxa" w:w="170"/>
+              <w:left w:type="dxa" w:w="170"/>
+              <w:bottom w:type="dxa" w:w="170"/>
+              <w:right w:type="dxa" w:w="170"/>
+            </w:tcMar>
+            <w:vAlign w:val="center"/>
+          </w:tcPr>
+          <w:p>
+            <w:pPr>
+              <w:jc w:val="left"/>
+            </w:pPr>
+            <w:r>
+              <w:rPr>
+                <w:rFonts w:ascii="NanumGothic" w:cs="NanumGothic" w:eastAsia="NanumGothic" w:hAnsi="NanumGothic"/>
+                <w:sz w:val="20"/>
+                <w:szCs w:val="20"/>
+              </w:rPr>
+              <w:t xml:space="preserve"/>
+            </w:r>
+          </w:p>
+        </w:tc>
+      </w:tr>
+      <w:tr>
+        <w:trPr>
+          <w:trHeight w:val="453" w:hRule="atLeast"/>
+        </w:trPr>
+        <w:tc>
+          <w:tcPr>
+            <w:tcW w:type="dxa" w:w="566"/>
+            <w:tcBorders>
+              <w:top w:val="single" w:color="000000" w:sz="4"/>
+              <w:left w:val="single" w:color="000000" w:sz="4"/>
+              <w:bottom w:val="single" w:color="000000" w:sz="4"/>
+              <w:right w:val="single" w:color="000000" w:sz="4"/>
+            </w:tcBorders>
+            <w:shd w:fill="ffffff" w:color="auto" w:val="clear"/>
+            <w:tcMar>
+              <w:top w:type="dxa" w:w="170"/>
+              <w:left w:type="dxa" w:w="170"/>
+              <w:bottom w:type="dxa" w:w="170"/>
+              <w:right w:type="dxa" w:w="170"/>
+            </w:tcMar>
+            <w:vAlign w:val="center"/>
+          </w:tcPr>
+          <w:p>
+            <w:pPr>
+              <w:jc w:val="left"/>
+            </w:pPr>
+            <w:r>
+              <w:rPr>
+                <w:rFonts w:ascii="NanumGothic" w:cs="NanumGothic" w:eastAsia="NanumGothic" w:hAnsi="NanumGothic"/>
+                <w:sz w:val="20"/>
+                <w:szCs w:val="20"/>
+              </w:rPr>
+              <w:t xml:space="preserve"/>
+            </w:r>
+          </w:p>
+        </w:tc>
+        <w:tc>
+          <w:tcPr>
+            <w:tcW w:type="dxa" w:w="3968"/>
+            <w:tcBorders>
+              <w:top w:val="single" w:color="000000" w:sz="4"/>
+              <w:left w:val="single" w:color="000000" w:sz="4"/>
+              <w:bottom w:val="single" w:color="000000" w:sz="4"/>
+              <w:right w:val="single" w:color="000000" w:sz="4"/>
+            </w:tcBorders>
+            <w:shd w:fill="ffffff" w:color="auto" w:val="clear"/>
+            <w:tcMar>
+              <w:top w:type="dxa" w:w="170"/>
+              <w:left w:type="dxa" w:w="170"/>
+              <w:bottom w:type="dxa" w:w="170"/>
+              <w:right w:type="dxa" w:w="170"/>
+            </w:tcMar>
+            <w:vAlign w:val="center"/>
+          </w:tcPr>
+          <w:p>
+            <w:pPr>
+              <w:jc w:val="left"/>
+            </w:pPr>
+            <w:r>
+              <w:rPr>
+                <w:rFonts w:ascii="NanumGothic" w:cs="NanumGothic" w:eastAsia="NanumGothic" w:hAnsi="NanumGothic"/>
+                <w:sz w:val="20"/>
+                <w:szCs w:val="20"/>
+              </w:rPr>
+              <w:t xml:space="preserve"/>
+            </w:r>
+          </w:p>
+        </w:tc>
+        <w:tc>
+          <w:tcPr>
+            <w:tcW w:type="dxa" w:w="2494"/>
+            <w:tcBorders>
+              <w:top w:val="single" w:color="000000" w:sz="4"/>
+              <w:left w:val="single" w:color="000000" w:sz="4"/>
+              <w:bottom w:val="single" w:color="000000" w:sz="4"/>
+              <w:right w:val="single" w:color="000000" w:sz="4"/>
+            </w:tcBorders>
+            <w:shd w:fill="ffffff" w:color="auto" w:val="clear"/>
+            <w:tcMar>
+              <w:top w:type="dxa" w:w="170"/>
+              <w:left w:type="dxa" w:w="170"/>
+              <w:bottom w:type="dxa" w:w="170"/>
+              <w:right w:type="dxa" w:w="170"/>
+            </w:tcMar>
+            <w:vAlign w:val="center"/>
+          </w:tcPr>
+          <w:p>
+            <w:pPr>
+              <w:jc w:val="left"/>
+            </w:pPr>
+            <w:r>
+              <w:rPr>
+                <w:rFonts w:ascii="NanumGothic" w:cs="NanumGothic" w:eastAsia="NanumGothic" w:hAnsi="NanumGothic"/>
+                <w:sz w:val="20"/>
+                <w:szCs w:val="20"/>
+              </w:rPr>
+              <w:t xml:space="preserve"/>
+            </w:r>
+          </w:p>
+        </w:tc>
+        <w:tc>
+          <w:tcPr>
+            <w:tcW w:type="dxa" w:w="2607"/>
+            <w:tcBorders>
+              <w:top w:val="single" w:color="000000" w:sz="4"/>
+              <w:left w:val="single" w:color="000000" w:sz="4"/>
+              <w:bottom w:val="single" w:color="000000" w:sz="4"/>
+              <w:right w:val="single" w:color="000000" w:sz="4"/>
+            </w:tcBorders>
+            <w:shd w:fill="ffffff" w:color="auto" w:val="clear"/>
             <w:tcMar>
               <w:top w:type="dxa" w:w="170"/>
               <w:left w:type="dxa" w:w="170"/>

--- a/docs/reference-forms/output/TAI-FORM-P-17-blank.docx
+++ b/docs/reference-forms/output/TAI-FORM-P-17-blank.docx
@@ -220,6 +220,75 @@
           </w:p>
         </w:tc>
       </w:tr>
+      <w:tr>
+        <w:trPr>
+          <w:trHeight w:val="396" w:hRule="atLeast"/>
+        </w:trPr>
+        <w:tc>
+          <w:tcPr>
+            <w:tcW w:type="dxa" w:w="4819"/>
+            <w:tcBorders>
+              <w:top w:val="single" w:color="000000" w:sz="4"/>
+              <w:left w:val="single" w:color="000000" w:sz="4"/>
+              <w:bottom w:val="single" w:color="000000" w:sz="4"/>
+              <w:right w:val="single" w:color="000000" w:sz="4"/>
+            </w:tcBorders>
+            <w:shd w:fill="ffffff" w:color="auto" w:val="clear"/>
+            <w:tcMar>
+              <w:top w:type="dxa" w:w="170"/>
+              <w:left w:type="dxa" w:w="170"/>
+              <w:bottom w:type="dxa" w:w="170"/>
+              <w:right w:type="dxa" w:w="170"/>
+            </w:tcMar>
+            <w:vAlign w:val="center"/>
+          </w:tcPr>
+          <w:p>
+            <w:pPr>
+              <w:jc w:val="left"/>
+            </w:pPr>
+            <w:r>
+              <w:rPr>
+                <w:rFonts w:ascii="NanumGothic" w:cs="NanumGothic" w:eastAsia="NanumGothic" w:hAnsi="NanumGothic"/>
+                <w:sz w:val="20"/>
+                <w:szCs w:val="20"/>
+              </w:rPr>
+              <w:t xml:space="preserve">교육 언어: </w:t>
+            </w:r>
+          </w:p>
+        </w:tc>
+        <w:tc>
+          <w:tcPr>
+            <w:tcW w:type="dxa" w:w="4819"/>
+            <w:tcBorders>
+              <w:top w:val="single" w:color="000000" w:sz="4"/>
+              <w:left w:val="single" w:color="000000" w:sz="4"/>
+              <w:bottom w:val="single" w:color="000000" w:sz="4"/>
+              <w:right w:val="single" w:color="000000" w:sz="4"/>
+            </w:tcBorders>
+            <w:shd w:fill="ffffff" w:color="auto" w:val="clear"/>
+            <w:tcMar>
+              <w:top w:type="dxa" w:w="170"/>
+              <w:left w:type="dxa" w:w="170"/>
+              <w:bottom w:type="dxa" w:w="170"/>
+              <w:right w:type="dxa" w:w="170"/>
+            </w:tcMar>
+            <w:vAlign w:val="center"/>
+          </w:tcPr>
+          <w:p>
+            <w:pPr>
+              <w:jc w:val="left"/>
+            </w:pPr>
+            <w:r>
+              <w:rPr>
+                <w:rFonts w:ascii="NanumGothic" w:cs="NanumGothic" w:eastAsia="NanumGothic" w:hAnsi="NanumGothic"/>
+                <w:sz w:val="20"/>
+                <w:szCs w:val="20"/>
+              </w:rPr>
+              <w:t xml:space="preserve"/>
+            </w:r>
+          </w:p>
+        </w:tc>
+      </w:tr>
     </w:tbl>
     <w:p>
       <w:pPr>
@@ -244,8 +313,9 @@
       </w:tblPr>
       <w:tblGrid>
         <w:gridCol w:w="566"/>
-        <w:gridCol w:w="3968"/>
-        <w:gridCol w:w="2494"/>
+        <w:gridCol w:w="1814"/>
+        <w:gridCol w:w="2834"/>
+        <w:gridCol w:w="1814"/>
         <w:gridCol w:w="2607"/>
       </w:tblGrid>
       <w:tr>
@@ -289,7 +359,7 @@
         </w:tc>
         <w:tc>
           <w:tcPr>
-            <w:tcW w:type="dxa" w:w="3968"/>
+            <w:tcW w:type="dxa" w:w="1814"/>
             <w:tcBorders>
               <w:top w:val="single" w:color="000000" w:sz="4"/>
               <w:left w:val="single" w:color="000000" w:sz="4"/>
@@ -317,13 +387,47 @@
                 <w:sz w:val="20"/>
                 <w:szCs w:val="20"/>
               </w:rPr>
+              <w:t xml:space="preserve">성명</w:t>
+            </w:r>
+          </w:p>
+        </w:tc>
+        <w:tc>
+          <w:tcPr>
+            <w:tcW w:type="dxa" w:w="2834"/>
+            <w:tcBorders>
+              <w:top w:val="single" w:color="000000" w:sz="4"/>
+              <w:left w:val="single" w:color="000000" w:sz="4"/>
+              <w:bottom w:val="single" w:color="000000" w:sz="4"/>
+              <w:right w:val="single" w:color="000000" w:sz="4"/>
+            </w:tcBorders>
+            <w:shd w:fill="E8E8E8" w:color="auto" w:val="clear"/>
+            <w:tcMar>
+              <w:top w:type="dxa" w:w="170"/>
+              <w:left w:type="dxa" w:w="170"/>
+              <w:bottom w:type="dxa" w:w="170"/>
+              <w:right w:type="dxa" w:w="170"/>
+            </w:tcMar>
+            <w:vAlign w:val="center"/>
+          </w:tcPr>
+          <w:p>
+            <w:pPr>
+              <w:jc w:val="center"/>
+            </w:pPr>
+            <w:r>
+              <w:rPr>
+                <w:rFonts w:ascii="NanumGothic" w:cs="NanumGothic" w:eastAsia="NanumGothic" w:hAnsi="NanumGothic"/>
+                <w:b/>
+                <w:bCs/>
+                <w:sz w:val="20"/>
+                <w:szCs w:val="20"/>
+              </w:rPr>
               <w:t xml:space="preserve">핵심 위험 내용</w:t>
             </w:r>
           </w:p>
         </w:tc>
         <w:tc>
           <w:tcPr>
-            <w:tcW w:type="dxa" w:w="2494"/>
+            <w:tcW w:type="dxa" w:w="1814"/>
             <w:tcBorders>
               <w:top w:val="single" w:color="000000" w:sz="4"/>
               <w:left w:val="single" w:color="000000" w:sz="4"/>
@@ -428,39 +532,71 @@
         </w:tc>
         <w:tc>
           <w:tcPr>
-            <w:tcW w:type="dxa" w:w="3968"/>
-            <w:tcBorders>
-              <w:top w:val="single" w:color="000000" w:sz="4"/>
-              <w:left w:val="single" w:color="000000" w:sz="4"/>
-              <w:bottom w:val="single" w:color="000000" w:sz="4"/>
-              <w:right w:val="single" w:color="000000" w:sz="4"/>
-            </w:tcBorders>
-            <w:shd w:fill="ffffff" w:color="auto" w:val="clear"/>
-            <w:tcMar>
-              <w:top w:type="dxa" w:w="170"/>
-              <w:left w:type="dxa" w:w="170"/>
-              <w:bottom w:type="dxa" w:w="170"/>
-              <w:right w:type="dxa" w:w="170"/>
-            </w:tcMar>
-            <w:vAlign w:val="center"/>
-          </w:tcPr>
-          <w:p>
-            <w:pPr>
-              <w:jc w:val="left"/>
-            </w:pPr>
-            <w:r>
-              <w:rPr>
-                <w:rFonts w:ascii="NanumGothic" w:cs="NanumGothic" w:eastAsia="NanumGothic" w:hAnsi="NanumGothic"/>
-                <w:sz w:val="20"/>
-                <w:szCs w:val="20"/>
-              </w:rPr>
-              <w:t xml:space="preserve"/>
-            </w:r>
-          </w:p>
-        </w:tc>
-        <w:tc>
-          <w:tcPr>
-            <w:tcW w:type="dxa" w:w="2494"/>
+            <w:tcW w:type="dxa" w:w="1814"/>
+            <w:tcBorders>
+              <w:top w:val="single" w:color="000000" w:sz="4"/>
+              <w:left w:val="single" w:color="000000" w:sz="4"/>
+              <w:bottom w:val="single" w:color="000000" w:sz="4"/>
+              <w:right w:val="single" w:color="000000" w:sz="4"/>
+            </w:tcBorders>
+            <w:shd w:fill="ffffff" w:color="auto" w:val="clear"/>
+            <w:tcMar>
+              <w:top w:type="dxa" w:w="170"/>
+              <w:left w:type="dxa" w:w="170"/>
+              <w:bottom w:type="dxa" w:w="170"/>
+              <w:right w:type="dxa" w:w="170"/>
+            </w:tcMar>
+            <w:vAlign w:val="center"/>
+          </w:tcPr>
+          <w:p>
+            <w:pPr>
+              <w:jc w:val="left"/>
+            </w:pPr>
+            <w:r>
+              <w:rPr>
+                <w:rFonts w:ascii="NanumGothic" w:cs="NanumGothic" w:eastAsia="NanumGothic" w:hAnsi="NanumGothic"/>
+                <w:sz w:val="20"/>
+                <w:szCs w:val="20"/>
+              </w:rPr>
+              <w:t xml:space="preserve"/>
+            </w:r>
+          </w:p>
+        </w:tc>
+        <w:tc>
+          <w:tcPr>
+            <w:tcW w:type="dxa" w:w="2834"/>
+            <w:tcBorders>
+              <w:top w:val="single" w:color="000000" w:sz="4"/>
+              <w:left w:val="single" w:color="000000" w:sz="4"/>
+              <w:bottom w:val="single" w:color="000000" w:sz="4"/>
+              <w:right w:val="single" w:color="000000" w:sz="4"/>
+            </w:tcBorders>
+            <w:shd w:fill="ffffff" w:color="auto" w:val="clear"/>
+            <w:tcMar>
+              <w:top w:type="dxa" w:w="170"/>
+              <w:left w:type="dxa" w:w="170"/>
+              <w:bottom w:type="dxa" w:w="170"/>
+              <w:right w:type="dxa" w:w="170"/>
+            </w:tcMar>
+            <w:vAlign w:val="center"/>
+          </w:tcPr>
+          <w:p>
+            <w:pPr>
+              <w:jc w:val="left"/>
+            </w:pPr>
+            <w:r>
+              <w:rPr>
+                <w:rFonts w:ascii="NanumGothic" w:cs="NanumGothic" w:eastAsia="NanumGothic" w:hAnsi="NanumGothic"/>
+                <w:sz w:val="20"/>
+                <w:szCs w:val="20"/>
+              </w:rPr>
+              <w:t xml:space="preserve"/>
+            </w:r>
+          </w:p>
+        </w:tc>
+        <w:tc>
+          <w:tcPr>
+            <w:tcW w:type="dxa" w:w="1814"/>
             <w:tcBorders>
               <w:top w:val="single" w:color="000000" w:sz="4"/>
               <w:left w:val="single" w:color="000000" w:sz="4"/>
@@ -561,7 +697,7 @@
         </w:tc>
         <w:tc>
           <w:tcPr>
-            <w:tcW w:type="dxa" w:w="3968"/>
+            <w:tcW w:type="dxa" w:w="1814"/>
             <w:tcBorders>
               <w:top w:val="single" w:color="000000" w:sz="4"/>
               <w:left w:val="single" w:color="000000" w:sz="4"/>
@@ -593,7 +729,39 @@
         </w:tc>
         <w:tc>
           <w:tcPr>
-            <w:tcW w:type="dxa" w:w="2494"/>
+            <w:tcW w:type="dxa" w:w="2834"/>
+            <w:tcBorders>
+              <w:top w:val="single" w:color="000000" w:sz="4"/>
+              <w:left w:val="single" w:color="000000" w:sz="4"/>
+              <w:bottom w:val="single" w:color="000000" w:sz="4"/>
+              <w:right w:val="single" w:color="000000" w:sz="4"/>
+            </w:tcBorders>
+            <w:shd w:fill="F5F5F5" w:color="auto" w:val="clear"/>
+            <w:tcMar>
+              <w:top w:type="dxa" w:w="170"/>
+              <w:left w:type="dxa" w:w="170"/>
+              <w:bottom w:type="dxa" w:w="170"/>
+              <w:right w:type="dxa" w:w="170"/>
+            </w:tcMar>
+            <w:vAlign w:val="center"/>
+          </w:tcPr>
+          <w:p>
+            <w:pPr>
+              <w:jc w:val="left"/>
+            </w:pPr>
+            <w:r>
+              <w:rPr>
+                <w:rFonts w:ascii="NanumGothic" w:cs="NanumGothic" w:eastAsia="NanumGothic" w:hAnsi="NanumGothic"/>
+                <w:sz w:val="20"/>
+                <w:szCs w:val="20"/>
+              </w:rPr>
+              <w:t xml:space="preserve"/>
+            </w:r>
+          </w:p>
+        </w:tc>
+        <w:tc>
+          <w:tcPr>
+            <w:tcW w:type="dxa" w:w="1814"/>
             <w:tcBorders>
               <w:top w:val="single" w:color="000000" w:sz="4"/>
               <w:left w:val="single" w:color="000000" w:sz="4"/>
@@ -694,39 +862,71 @@
         </w:tc>
         <w:tc>
           <w:tcPr>
-            <w:tcW w:type="dxa" w:w="3968"/>
-            <w:tcBorders>
-              <w:top w:val="single" w:color="000000" w:sz="4"/>
-              <w:left w:val="single" w:color="000000" w:sz="4"/>
-              <w:bottom w:val="single" w:color="000000" w:sz="4"/>
-              <w:right w:val="single" w:color="000000" w:sz="4"/>
-            </w:tcBorders>
-            <w:shd w:fill="ffffff" w:color="auto" w:val="clear"/>
-            <w:tcMar>
-              <w:top w:type="dxa" w:w="170"/>
-              <w:left w:type="dxa" w:w="170"/>
-              <w:bottom w:type="dxa" w:w="170"/>
-              <w:right w:type="dxa" w:w="170"/>
-            </w:tcMar>
-            <w:vAlign w:val="center"/>
-          </w:tcPr>
-          <w:p>
-            <w:pPr>
-              <w:jc w:val="left"/>
-            </w:pPr>
-            <w:r>
-              <w:rPr>
-                <w:rFonts w:ascii="NanumGothic" w:cs="NanumGothic" w:eastAsia="NanumGothic" w:hAnsi="NanumGothic"/>
-                <w:sz w:val="20"/>
-                <w:szCs w:val="20"/>
-              </w:rPr>
-              <w:t xml:space="preserve"/>
-            </w:r>
-          </w:p>
-        </w:tc>
-        <w:tc>
-          <w:tcPr>
-            <w:tcW w:type="dxa" w:w="2494"/>
+            <w:tcW w:type="dxa" w:w="1814"/>
+            <w:tcBorders>
+              <w:top w:val="single" w:color="000000" w:sz="4"/>
+              <w:left w:val="single" w:color="000000" w:sz="4"/>
+              <w:bottom w:val="single" w:color="000000" w:sz="4"/>
+              <w:right w:val="single" w:color="000000" w:sz="4"/>
+            </w:tcBorders>
+            <w:shd w:fill="ffffff" w:color="auto" w:val="clear"/>
+            <w:tcMar>
+              <w:top w:type="dxa" w:w="170"/>
+              <w:left w:type="dxa" w:w="170"/>
+              <w:bottom w:type="dxa" w:w="170"/>
+              <w:right w:type="dxa" w:w="170"/>
+            </w:tcMar>
+            <w:vAlign w:val="center"/>
+          </w:tcPr>
+          <w:p>
+            <w:pPr>
+              <w:jc w:val="left"/>
+            </w:pPr>
+            <w:r>
+              <w:rPr>
+                <w:rFonts w:ascii="NanumGothic" w:cs="NanumGothic" w:eastAsia="NanumGothic" w:hAnsi="NanumGothic"/>
+                <w:sz w:val="20"/>
+                <w:szCs w:val="20"/>
+              </w:rPr>
+              <w:t xml:space="preserve"/>
+            </w:r>
+          </w:p>
+        </w:tc>
+        <w:tc>
+          <w:tcPr>
+            <w:tcW w:type="dxa" w:w="2834"/>
+            <w:tcBorders>
+              <w:top w:val="single" w:color="000000" w:sz="4"/>
+              <w:left w:val="single" w:color="000000" w:sz="4"/>
+              <w:bottom w:val="single" w:color="000000" w:sz="4"/>
+              <w:right w:val="single" w:color="000000" w:sz="4"/>
+            </w:tcBorders>
+            <w:shd w:fill="ffffff" w:color="auto" w:val="clear"/>
+            <w:tcMar>
+              <w:top w:type="dxa" w:w="170"/>
+              <w:left w:type="dxa" w:w="170"/>
+              <w:bottom w:type="dxa" w:w="170"/>
+              <w:right w:type="dxa" w:w="170"/>
+            </w:tcMar>
+            <w:vAlign w:val="center"/>
+          </w:tcPr>
+          <w:p>
+            <w:pPr>
+              <w:jc w:val="left"/>
+            </w:pPr>
+            <w:r>
+              <w:rPr>
+                <w:rFonts w:ascii="NanumGothic" w:cs="NanumGothic" w:eastAsia="NanumGothic" w:hAnsi="NanumGothic"/>
+                <w:sz w:val="20"/>
+                <w:szCs w:val="20"/>
+              </w:rPr>
+              <w:t xml:space="preserve"/>
+            </w:r>
+          </w:p>
+        </w:tc>
+        <w:tc>
+          <w:tcPr>
+            <w:tcW w:type="dxa" w:w="1814"/>
             <w:tcBorders>
               <w:top w:val="single" w:color="000000" w:sz="4"/>
               <w:left w:val="single" w:color="000000" w:sz="4"/>
@@ -827,7 +1027,7 @@
         </w:tc>
         <w:tc>
           <w:tcPr>
-            <w:tcW w:type="dxa" w:w="3968"/>
+            <w:tcW w:type="dxa" w:w="1814"/>
             <w:tcBorders>
               <w:top w:val="single" w:color="000000" w:sz="4"/>
               <w:left w:val="single" w:color="000000" w:sz="4"/>
@@ -859,7 +1059,39 @@
         </w:tc>
         <w:tc>
           <w:tcPr>
-            <w:tcW w:type="dxa" w:w="2494"/>
+            <w:tcW w:type="dxa" w:w="2834"/>
+            <w:tcBorders>
+              <w:top w:val="single" w:color="000000" w:sz="4"/>
+              <w:left w:val="single" w:color="000000" w:sz="4"/>
+              <w:bottom w:val="single" w:color="000000" w:sz="4"/>
+              <w:right w:val="single" w:color="000000" w:sz="4"/>
+            </w:tcBorders>
+            <w:shd w:fill="F5F5F5" w:color="auto" w:val="clear"/>
+            <w:tcMar>
+              <w:top w:type="dxa" w:w="170"/>
+              <w:left w:type="dxa" w:w="170"/>
+              <w:bottom w:type="dxa" w:w="170"/>
+              <w:right w:type="dxa" w:w="170"/>
+            </w:tcMar>
+            <w:vAlign w:val="center"/>
+          </w:tcPr>
+          <w:p>
+            <w:pPr>
+              <w:jc w:val="left"/>
+            </w:pPr>
+            <w:r>
+              <w:rPr>
+                <w:rFonts w:ascii="NanumGothic" w:cs="NanumGothic" w:eastAsia="NanumGothic" w:hAnsi="NanumGothic"/>
+                <w:sz w:val="20"/>
+                <w:szCs w:val="20"/>
+              </w:rPr>
+              <w:t xml:space="preserve"/>
+            </w:r>
+          </w:p>
+        </w:tc>
+        <w:tc>
+          <w:tcPr>
+            <w:tcW w:type="dxa" w:w="1814"/>
             <w:tcBorders>
               <w:top w:val="single" w:color="000000" w:sz="4"/>
               <w:left w:val="single" w:color="000000" w:sz="4"/>
@@ -960,39 +1192,71 @@
         </w:tc>
         <w:tc>
           <w:tcPr>
-            <w:tcW w:type="dxa" w:w="3968"/>
-            <w:tcBorders>
-              <w:top w:val="single" w:color="000000" w:sz="4"/>
-              <w:left w:val="single" w:color="000000" w:sz="4"/>
-              <w:bottom w:val="single" w:color="000000" w:sz="4"/>
-              <w:right w:val="single" w:color="000000" w:sz="4"/>
-            </w:tcBorders>
-            <w:shd w:fill="ffffff" w:color="auto" w:val="clear"/>
-            <w:tcMar>
-              <w:top w:type="dxa" w:w="170"/>
-              <w:left w:type="dxa" w:w="170"/>
-              <w:bottom w:type="dxa" w:w="170"/>
-              <w:right w:type="dxa" w:w="170"/>
-            </w:tcMar>
-            <w:vAlign w:val="center"/>
-          </w:tcPr>
-          <w:p>
-            <w:pPr>
-              <w:jc w:val="left"/>
-            </w:pPr>
-            <w:r>
-              <w:rPr>
-                <w:rFonts w:ascii="NanumGothic" w:cs="NanumGothic" w:eastAsia="NanumGothic" w:hAnsi="NanumGothic"/>
-                <w:sz w:val="20"/>
-                <w:szCs w:val="20"/>
-              </w:rPr>
-              <w:t xml:space="preserve"/>
-            </w:r>
-          </w:p>
-        </w:tc>
-        <w:tc>
-          <w:tcPr>
-            <w:tcW w:type="dxa" w:w="2494"/>
+            <w:tcW w:type="dxa" w:w="1814"/>
+            <w:tcBorders>
+              <w:top w:val="single" w:color="000000" w:sz="4"/>
+              <w:left w:val="single" w:color="000000" w:sz="4"/>
+              <w:bottom w:val="single" w:color="000000" w:sz="4"/>
+              <w:right w:val="single" w:color="000000" w:sz="4"/>
+            </w:tcBorders>
+            <w:shd w:fill="ffffff" w:color="auto" w:val="clear"/>
+            <w:tcMar>
+              <w:top w:type="dxa" w:w="170"/>
+              <w:left w:type="dxa" w:w="170"/>
+              <w:bottom w:type="dxa" w:w="170"/>
+              <w:right w:type="dxa" w:w="170"/>
+            </w:tcMar>
+            <w:vAlign w:val="center"/>
+          </w:tcPr>
+          <w:p>
+            <w:pPr>
+              <w:jc w:val="left"/>
+            </w:pPr>
+            <w:r>
+              <w:rPr>
+                <w:rFonts w:ascii="NanumGothic" w:cs="NanumGothic" w:eastAsia="NanumGothic" w:hAnsi="NanumGothic"/>
+                <w:sz w:val="20"/>
+                <w:szCs w:val="20"/>
+              </w:rPr>
+              <w:t xml:space="preserve"/>
+            </w:r>
+          </w:p>
+        </w:tc>
+        <w:tc>
+          <w:tcPr>
+            <w:tcW w:type="dxa" w:w="2834"/>
+            <w:tcBorders>
+              <w:top w:val="single" w:color="000000" w:sz="4"/>
+              <w:left w:val="single" w:color="000000" w:sz="4"/>
+              <w:bottom w:val="single" w:color="000000" w:sz="4"/>
+              <w:right w:val="single" w:color="000000" w:sz="4"/>
+            </w:tcBorders>
+            <w:shd w:fill="ffffff" w:color="auto" w:val="clear"/>
+            <w:tcMar>
+              <w:top w:type="dxa" w:w="170"/>
+              <w:left w:type="dxa" w:w="170"/>
+              <w:bottom w:type="dxa" w:w="170"/>
+              <w:right w:type="dxa" w:w="170"/>
+            </w:tcMar>
+            <w:vAlign w:val="center"/>
+          </w:tcPr>
+          <w:p>
+            <w:pPr>
+              <w:jc w:val="left"/>
+            </w:pPr>
+            <w:r>
+              <w:rPr>
+                <w:rFonts w:ascii="NanumGothic" w:cs="NanumGothic" w:eastAsia="NanumGothic" w:hAnsi="NanumGothic"/>
+                <w:sz w:val="20"/>
+                <w:szCs w:val="20"/>
+              </w:rPr>
+              <w:t xml:space="preserve"/>
+            </w:r>
+          </w:p>
+        </w:tc>
+        <w:tc>
+          <w:tcPr>
+            <w:tcW w:type="dxa" w:w="1814"/>
             <w:tcBorders>
               <w:top w:val="single" w:color="000000" w:sz="4"/>
               <w:left w:val="single" w:color="000000" w:sz="4"/>
@@ -1093,7 +1357,7 @@
         </w:tc>
         <w:tc>
           <w:tcPr>
-            <w:tcW w:type="dxa" w:w="3968"/>
+            <w:tcW w:type="dxa" w:w="1814"/>
             <w:tcBorders>
               <w:top w:val="single" w:color="000000" w:sz="4"/>
               <w:left w:val="single" w:color="000000" w:sz="4"/>
@@ -1125,7 +1389,39 @@
         </w:tc>
         <w:tc>
           <w:tcPr>
-            <w:tcW w:type="dxa" w:w="2494"/>
+            <w:tcW w:type="dxa" w:w="2834"/>
+            <w:tcBorders>
+              <w:top w:val="single" w:color="000000" w:sz="4"/>
+              <w:left w:val="single" w:color="000000" w:sz="4"/>
+              <w:bottom w:val="single" w:color="000000" w:sz="4"/>
+              <w:right w:val="single" w:color="000000" w:sz="4"/>
+            </w:tcBorders>
+            <w:shd w:fill="F5F5F5" w:color="auto" w:val="clear"/>
+            <w:tcMar>
+              <w:top w:type="dxa" w:w="170"/>
+              <w:left w:type="dxa" w:w="170"/>
+              <w:bottom w:type="dxa" w:w="170"/>
+              <w:right w:type="dxa" w:w="170"/>
+            </w:tcMar>
+            <w:vAlign w:val="center"/>
+          </w:tcPr>
+          <w:p>
+            <w:pPr>
+              <w:jc w:val="left"/>
+            </w:pPr>
+            <w:r>
+              <w:rPr>
+                <w:rFonts w:ascii="NanumGothic" w:cs="NanumGothic" w:eastAsia="NanumGothic" w:hAnsi="NanumGothic"/>
+                <w:sz w:val="20"/>
+                <w:szCs w:val="20"/>
+              </w:rPr>
+              <w:t xml:space="preserve"/>
+            </w:r>
+          </w:p>
+        </w:tc>
+        <w:tc>
+          <w:tcPr>
+            <w:tcW w:type="dxa" w:w="1814"/>
             <w:tcBorders>
               <w:top w:val="single" w:color="000000" w:sz="4"/>
               <w:left w:val="single" w:color="000000" w:sz="4"/>
@@ -1226,39 +1522,71 @@
         </w:tc>
         <w:tc>
           <w:tcPr>
-            <w:tcW w:type="dxa" w:w="3968"/>
-            <w:tcBorders>
-              <w:top w:val="single" w:color="000000" w:sz="4"/>
-              <w:left w:val="single" w:color="000000" w:sz="4"/>
-              <w:bottom w:val="single" w:color="000000" w:sz="4"/>
-              <w:right w:val="single" w:color="000000" w:sz="4"/>
-            </w:tcBorders>
-            <w:shd w:fill="ffffff" w:color="auto" w:val="clear"/>
-            <w:tcMar>
-              <w:top w:type="dxa" w:w="170"/>
-              <w:left w:type="dxa" w:w="170"/>
-              <w:bottom w:type="dxa" w:w="170"/>
-              <w:right w:type="dxa" w:w="170"/>
-            </w:tcMar>
-            <w:vAlign w:val="center"/>
-          </w:tcPr>
-          <w:p>
-            <w:pPr>
-              <w:jc w:val="left"/>
-            </w:pPr>
-            <w:r>
-              <w:rPr>
-                <w:rFonts w:ascii="NanumGothic" w:cs="NanumGothic" w:eastAsia="NanumGothic" w:hAnsi="NanumGothic"/>
-                <w:sz w:val="20"/>
-                <w:szCs w:val="20"/>
-              </w:rPr>
-              <w:t xml:space="preserve"/>
-            </w:r>
-          </w:p>
-        </w:tc>
-        <w:tc>
-          <w:tcPr>
-            <w:tcW w:type="dxa" w:w="2494"/>
+            <w:tcW w:type="dxa" w:w="1814"/>
+            <w:tcBorders>
+              <w:top w:val="single" w:color="000000" w:sz="4"/>
+              <w:left w:val="single" w:color="000000" w:sz="4"/>
+              <w:bottom w:val="single" w:color="000000" w:sz="4"/>
+              <w:right w:val="single" w:color="000000" w:sz="4"/>
+            </w:tcBorders>
+            <w:shd w:fill="ffffff" w:color="auto" w:val="clear"/>
+            <w:tcMar>
+              <w:top w:type="dxa" w:w="170"/>
+              <w:left w:type="dxa" w:w="170"/>
+              <w:bottom w:type="dxa" w:w="170"/>
+              <w:right w:type="dxa" w:w="170"/>
+            </w:tcMar>
+            <w:vAlign w:val="center"/>
+          </w:tcPr>
+          <w:p>
+            <w:pPr>
+              <w:jc w:val="left"/>
+            </w:pPr>
+            <w:r>
+              <w:rPr>
+                <w:rFonts w:ascii="NanumGothic" w:cs="NanumGothic" w:eastAsia="NanumGothic" w:hAnsi="NanumGothic"/>
+                <w:sz w:val="20"/>
+                <w:szCs w:val="20"/>
+              </w:rPr>
+              <w:t xml:space="preserve"/>
+            </w:r>
+          </w:p>
+        </w:tc>
+        <w:tc>
+          <w:tcPr>
+            <w:tcW w:type="dxa" w:w="2834"/>
+            <w:tcBorders>
+              <w:top w:val="single" w:color="000000" w:sz="4"/>
+              <w:left w:val="single" w:color="000000" w:sz="4"/>
+              <w:bottom w:val="single" w:color="000000" w:sz="4"/>
+              <w:right w:val="single" w:color="000000" w:sz="4"/>
+            </w:tcBorders>
+            <w:shd w:fill="ffffff" w:color="auto" w:val="clear"/>
+            <w:tcMar>
+              <w:top w:type="dxa" w:w="170"/>
+              <w:left w:type="dxa" w:w="170"/>
+              <w:bottom w:type="dxa" w:w="170"/>
+              <w:right w:type="dxa" w:w="170"/>
+            </w:tcMar>
+            <w:vAlign w:val="center"/>
+          </w:tcPr>
+          <w:p>
+            <w:pPr>
+              <w:jc w:val="left"/>
+            </w:pPr>
+            <w:r>
+              <w:rPr>
+                <w:rFonts w:ascii="NanumGothic" w:cs="NanumGothic" w:eastAsia="NanumGothic" w:hAnsi="NanumGothic"/>
+                <w:sz w:val="20"/>
+                <w:szCs w:val="20"/>
+              </w:rPr>
+              <w:t xml:space="preserve"/>
+            </w:r>
+          </w:p>
+        </w:tc>
+        <w:tc>
+          <w:tcPr>
+            <w:tcW w:type="dxa" w:w="1814"/>
             <w:tcBorders>
               <w:top w:val="single" w:color="000000" w:sz="4"/>
               <w:left w:val="single" w:color="000000" w:sz="4"/>
@@ -1359,7 +1687,7 @@
         </w:tc>
         <w:tc>
           <w:tcPr>
-            <w:tcW w:type="dxa" w:w="3968"/>
+            <w:tcW w:type="dxa" w:w="1814"/>
             <w:tcBorders>
               <w:top w:val="single" w:color="000000" w:sz="4"/>
               <w:left w:val="single" w:color="000000" w:sz="4"/>
@@ -1391,7 +1719,39 @@
         </w:tc>
         <w:tc>
           <w:tcPr>
-            <w:tcW w:type="dxa" w:w="2494"/>
+            <w:tcW w:type="dxa" w:w="2834"/>
+            <w:tcBorders>
+              <w:top w:val="single" w:color="000000" w:sz="4"/>
+              <w:left w:val="single" w:color="000000" w:sz="4"/>
+              <w:bottom w:val="single" w:color="000000" w:sz="4"/>
+              <w:right w:val="single" w:color="000000" w:sz="4"/>
+            </w:tcBorders>
+            <w:shd w:fill="F5F5F5" w:color="auto" w:val="clear"/>
+            <w:tcMar>
+              <w:top w:type="dxa" w:w="170"/>
+              <w:left w:type="dxa" w:w="170"/>
+              <w:bottom w:type="dxa" w:w="170"/>
+              <w:right w:type="dxa" w:w="170"/>
+            </w:tcMar>
+            <w:vAlign w:val="center"/>
+          </w:tcPr>
+          <w:p>
+            <w:pPr>
+              <w:jc w:val="left"/>
+            </w:pPr>
+            <w:r>
+              <w:rPr>
+                <w:rFonts w:ascii="NanumGothic" w:cs="NanumGothic" w:eastAsia="NanumGothic" w:hAnsi="NanumGothic"/>
+                <w:sz w:val="20"/>
+                <w:szCs w:val="20"/>
+              </w:rPr>
+              <w:t xml:space="preserve"/>
+            </w:r>
+          </w:p>
+        </w:tc>
+        <w:tc>
+          <w:tcPr>
+            <w:tcW w:type="dxa" w:w="1814"/>
             <w:tcBorders>
               <w:top w:val="single" w:color="000000" w:sz="4"/>
               <w:left w:val="single" w:color="000000" w:sz="4"/>
@@ -1492,39 +1852,71 @@
         </w:tc>
         <w:tc>
           <w:tcPr>
-            <w:tcW w:type="dxa" w:w="3968"/>
-            <w:tcBorders>
-              <w:top w:val="single" w:color="000000" w:sz="4"/>
-              <w:left w:val="single" w:color="000000" w:sz="4"/>
-              <w:bottom w:val="single" w:color="000000" w:sz="4"/>
-              <w:right w:val="single" w:color="000000" w:sz="4"/>
-            </w:tcBorders>
-            <w:shd w:fill="ffffff" w:color="auto" w:val="clear"/>
-            <w:tcMar>
-              <w:top w:type="dxa" w:w="170"/>
-              <w:left w:type="dxa" w:w="170"/>
-              <w:bottom w:type="dxa" w:w="170"/>
-              <w:right w:type="dxa" w:w="170"/>
-            </w:tcMar>
-            <w:vAlign w:val="center"/>
-          </w:tcPr>
-          <w:p>
-            <w:pPr>
-              <w:jc w:val="left"/>
-            </w:pPr>
-            <w:r>
-              <w:rPr>
-                <w:rFonts w:ascii="NanumGothic" w:cs="NanumGothic" w:eastAsia="NanumGothic" w:hAnsi="NanumGothic"/>
-                <w:sz w:val="20"/>
-                <w:szCs w:val="20"/>
-              </w:rPr>
-              <w:t xml:space="preserve"/>
-            </w:r>
-          </w:p>
-        </w:tc>
-        <w:tc>
-          <w:tcPr>
-            <w:tcW w:type="dxa" w:w="2494"/>
+            <w:tcW w:type="dxa" w:w="1814"/>
+            <w:tcBorders>
+              <w:top w:val="single" w:color="000000" w:sz="4"/>
+              <w:left w:val="single" w:color="000000" w:sz="4"/>
+              <w:bottom w:val="single" w:color="000000" w:sz="4"/>
+              <w:right w:val="single" w:color="000000" w:sz="4"/>
+            </w:tcBorders>
+            <w:shd w:fill="ffffff" w:color="auto" w:val="clear"/>
+            <w:tcMar>
+              <w:top w:type="dxa" w:w="170"/>
+              <w:left w:type="dxa" w:w="170"/>
+              <w:bottom w:type="dxa" w:w="170"/>
+              <w:right w:type="dxa" w:w="170"/>
+            </w:tcMar>
+            <w:vAlign w:val="center"/>
+          </w:tcPr>
+          <w:p>
+            <w:pPr>
+              <w:jc w:val="left"/>
+            </w:pPr>
+            <w:r>
+              <w:rPr>
+                <w:rFonts w:ascii="NanumGothic" w:cs="NanumGothic" w:eastAsia="NanumGothic" w:hAnsi="NanumGothic"/>
+                <w:sz w:val="20"/>
+                <w:szCs w:val="20"/>
+              </w:rPr>
+              <w:t xml:space="preserve"/>
+            </w:r>
+          </w:p>
+        </w:tc>
+        <w:tc>
+          <w:tcPr>
+            <w:tcW w:type="dxa" w:w="2834"/>
+            <w:tcBorders>
+              <w:top w:val="single" w:color="000000" w:sz="4"/>
+              <w:left w:val="single" w:color="000000" w:sz="4"/>
+              <w:bottom w:val="single" w:color="000000" w:sz="4"/>
+              <w:right w:val="single" w:color="000000" w:sz="4"/>
+            </w:tcBorders>
+            <w:shd w:fill="ffffff" w:color="auto" w:val="clear"/>
+            <w:tcMar>
+              <w:top w:type="dxa" w:w="170"/>
+              <w:left w:type="dxa" w:w="170"/>
+              <w:bottom w:type="dxa" w:w="170"/>
+              <w:right w:type="dxa" w:w="170"/>
+            </w:tcMar>
+            <w:vAlign w:val="center"/>
+          </w:tcPr>
+          <w:p>
+            <w:pPr>
+              <w:jc w:val="left"/>
+            </w:pPr>
+            <w:r>
+              <w:rPr>
+                <w:rFonts w:ascii="NanumGothic" w:cs="NanumGothic" w:eastAsia="NanumGothic" w:hAnsi="NanumGothic"/>
+                <w:sz w:val="20"/>
+                <w:szCs w:val="20"/>
+              </w:rPr>
+              <w:t xml:space="preserve"/>
+            </w:r>
+          </w:p>
+        </w:tc>
+        <w:tc>
+          <w:tcPr>
+            <w:tcW w:type="dxa" w:w="1814"/>
             <w:tcBorders>
               <w:top w:val="single" w:color="000000" w:sz="4"/>
               <w:left w:val="single" w:color="000000" w:sz="4"/>
@@ -1625,7 +2017,7 @@
         </w:tc>
         <w:tc>
           <w:tcPr>
-            <w:tcW w:type="dxa" w:w="3968"/>
+            <w:tcW w:type="dxa" w:w="1814"/>
             <w:tcBorders>
               <w:top w:val="single" w:color="000000" w:sz="4"/>
               <w:left w:val="single" w:color="000000" w:sz="4"/>
@@ -1657,7 +2049,39 @@
         </w:tc>
         <w:tc>
           <w:tcPr>
-            <w:tcW w:type="dxa" w:w="2494"/>
+            <w:tcW w:type="dxa" w:w="2834"/>
+            <w:tcBorders>
+              <w:top w:val="single" w:color="000000" w:sz="4"/>
+              <w:left w:val="single" w:color="000000" w:sz="4"/>
+              <w:bottom w:val="single" w:color="000000" w:sz="4"/>
+              <w:right w:val="single" w:color="000000" w:sz="4"/>
+            </w:tcBorders>
+            <w:shd w:fill="F5F5F5" w:color="auto" w:val="clear"/>
+            <w:tcMar>
+              <w:top w:type="dxa" w:w="170"/>
+              <w:left w:type="dxa" w:w="170"/>
+              <w:bottom w:type="dxa" w:w="170"/>
+              <w:right w:type="dxa" w:w="170"/>
+            </w:tcMar>
+            <w:vAlign w:val="center"/>
+          </w:tcPr>
+          <w:p>
+            <w:pPr>
+              <w:jc w:val="left"/>
+            </w:pPr>
+            <w:r>
+              <w:rPr>
+                <w:rFonts w:ascii="NanumGothic" w:cs="NanumGothic" w:eastAsia="NanumGothic" w:hAnsi="NanumGothic"/>
+                <w:sz w:val="20"/>
+                <w:szCs w:val="20"/>
+              </w:rPr>
+              <w:t xml:space="preserve"/>
+            </w:r>
+          </w:p>
+        </w:tc>
+        <w:tc>
+          <w:tcPr>
+            <w:tcW w:type="dxa" w:w="1814"/>
             <w:tcBorders>
               <w:top w:val="single" w:color="000000" w:sz="4"/>
               <w:left w:val="single" w:color="000000" w:sz="4"/>
@@ -1758,39 +2182,71 @@
         </w:tc>
         <w:tc>
           <w:tcPr>
-            <w:tcW w:type="dxa" w:w="3968"/>
-            <w:tcBorders>
-              <w:top w:val="single" w:color="000000" w:sz="4"/>
-              <w:left w:val="single" w:color="000000" w:sz="4"/>
-              <w:bottom w:val="single" w:color="000000" w:sz="4"/>
-              <w:right w:val="single" w:color="000000" w:sz="4"/>
-            </w:tcBorders>
-            <w:shd w:fill="ffffff" w:color="auto" w:val="clear"/>
-            <w:tcMar>
-              <w:top w:type="dxa" w:w="170"/>
-              <w:left w:type="dxa" w:w="170"/>
-              <w:bottom w:type="dxa" w:w="170"/>
-              <w:right w:type="dxa" w:w="170"/>
-            </w:tcMar>
-            <w:vAlign w:val="center"/>
-          </w:tcPr>
-          <w:p>
-            <w:pPr>
-              <w:jc w:val="left"/>
-            </w:pPr>
-            <w:r>
-              <w:rPr>
-                <w:rFonts w:ascii="NanumGothic" w:cs="NanumGothic" w:eastAsia="NanumGothic" w:hAnsi="NanumGothic"/>
-                <w:sz w:val="20"/>
-                <w:szCs w:val="20"/>
-              </w:rPr>
-              <w:t xml:space="preserve"/>
-            </w:r>
-          </w:p>
-        </w:tc>
-        <w:tc>
-          <w:tcPr>
-            <w:tcW w:type="dxa" w:w="2494"/>
+            <w:tcW w:type="dxa" w:w="1814"/>
+            <w:tcBorders>
+              <w:top w:val="single" w:color="000000" w:sz="4"/>
+              <w:left w:val="single" w:color="000000" w:sz="4"/>
+              <w:bottom w:val="single" w:color="000000" w:sz="4"/>
+              <w:right w:val="single" w:color="000000" w:sz="4"/>
+            </w:tcBorders>
+            <w:shd w:fill="ffffff" w:color="auto" w:val="clear"/>
+            <w:tcMar>
+              <w:top w:type="dxa" w:w="170"/>
+              <w:left w:type="dxa" w:w="170"/>
+              <w:bottom w:type="dxa" w:w="170"/>
+              <w:right w:type="dxa" w:w="170"/>
+            </w:tcMar>
+            <w:vAlign w:val="center"/>
+          </w:tcPr>
+          <w:p>
+            <w:pPr>
+              <w:jc w:val="left"/>
+            </w:pPr>
+            <w:r>
+              <w:rPr>
+                <w:rFonts w:ascii="NanumGothic" w:cs="NanumGothic" w:eastAsia="NanumGothic" w:hAnsi="NanumGothic"/>
+                <w:sz w:val="20"/>
+                <w:szCs w:val="20"/>
+              </w:rPr>
+              <w:t xml:space="preserve"/>
+            </w:r>
+          </w:p>
+        </w:tc>
+        <w:tc>
+          <w:tcPr>
+            <w:tcW w:type="dxa" w:w="2834"/>
+            <w:tcBorders>
+              <w:top w:val="single" w:color="000000" w:sz="4"/>
+              <w:left w:val="single" w:color="000000" w:sz="4"/>
+              <w:bottom w:val="single" w:color="000000" w:sz="4"/>
+              <w:right w:val="single" w:color="000000" w:sz="4"/>
+            </w:tcBorders>
+            <w:shd w:fill="ffffff" w:color="auto" w:val="clear"/>
+            <w:tcMar>
+              <w:top w:type="dxa" w:w="170"/>
+              <w:left w:type="dxa" w:w="170"/>
+              <w:bottom w:type="dxa" w:w="170"/>
+              <w:right w:type="dxa" w:w="170"/>
+            </w:tcMar>
+            <w:vAlign w:val="center"/>
+          </w:tcPr>
+          <w:p>
+            <w:pPr>
+              <w:jc w:val="left"/>
+            </w:pPr>
+            <w:r>
+              <w:rPr>
+                <w:rFonts w:ascii="NanumGothic" w:cs="NanumGothic" w:eastAsia="NanumGothic" w:hAnsi="NanumGothic"/>
+                <w:sz w:val="20"/>
+                <w:szCs w:val="20"/>
+              </w:rPr>
+              <w:t xml:space="preserve"/>
+            </w:r>
+          </w:p>
+        </w:tc>
+        <w:tc>
+          <w:tcPr>
+            <w:tcW w:type="dxa" w:w="1814"/>
             <w:tcBorders>
               <w:top w:val="single" w:color="000000" w:sz="4"/>
               <w:left w:val="single" w:color="000000" w:sz="4"/>
@@ -1891,7 +2347,7 @@
         </w:tc>
         <w:tc>
           <w:tcPr>
-            <w:tcW w:type="dxa" w:w="3968"/>
+            <w:tcW w:type="dxa" w:w="1814"/>
             <w:tcBorders>
               <w:top w:val="single" w:color="000000" w:sz="4"/>
               <w:left w:val="single" w:color="000000" w:sz="4"/>
@@ -1923,7 +2379,39 @@
         </w:tc>
         <w:tc>
           <w:tcPr>
-            <w:tcW w:type="dxa" w:w="2494"/>
+            <w:tcW w:type="dxa" w:w="2834"/>
+            <w:tcBorders>
+              <w:top w:val="single" w:color="000000" w:sz="4"/>
+              <w:left w:val="single" w:color="000000" w:sz="4"/>
+              <w:bottom w:val="single" w:color="000000" w:sz="4"/>
+              <w:right w:val="single" w:color="000000" w:sz="4"/>
+            </w:tcBorders>
+            <w:shd w:fill="F5F5F5" w:color="auto" w:val="clear"/>
+            <w:tcMar>
+              <w:top w:type="dxa" w:w="170"/>
+              <w:left w:type="dxa" w:w="170"/>
+              <w:bottom w:type="dxa" w:w="170"/>
+              <w:right w:type="dxa" w:w="170"/>
+            </w:tcMar>
+            <w:vAlign w:val="center"/>
+          </w:tcPr>
+          <w:p>
+            <w:pPr>
+              <w:jc w:val="left"/>
+            </w:pPr>
+            <w:r>
+              <w:rPr>
+                <w:rFonts w:ascii="NanumGothic" w:cs="NanumGothic" w:eastAsia="NanumGothic" w:hAnsi="NanumGothic"/>
+                <w:sz w:val="20"/>
+                <w:szCs w:val="20"/>
+              </w:rPr>
+              <w:t xml:space="preserve"/>
+            </w:r>
+          </w:p>
+        </w:tc>
+        <w:tc>
+          <w:tcPr>
+            <w:tcW w:type="dxa" w:w="1814"/>
             <w:tcBorders>
               <w:top w:val="single" w:color="000000" w:sz="4"/>
               <w:left w:val="single" w:color="000000" w:sz="4"/>
@@ -2024,39 +2512,71 @@
         </w:tc>
         <w:tc>
           <w:tcPr>
-            <w:tcW w:type="dxa" w:w="3968"/>
-            <w:tcBorders>
-              <w:top w:val="single" w:color="000000" w:sz="4"/>
-              <w:left w:val="single" w:color="000000" w:sz="4"/>
-              <w:bottom w:val="single" w:color="000000" w:sz="4"/>
-              <w:right w:val="single" w:color="000000" w:sz="4"/>
-            </w:tcBorders>
-            <w:shd w:fill="ffffff" w:color="auto" w:val="clear"/>
-            <w:tcMar>
-              <w:top w:type="dxa" w:w="170"/>
-              <w:left w:type="dxa" w:w="170"/>
-              <w:bottom w:type="dxa" w:w="170"/>
-              <w:right w:type="dxa" w:w="170"/>
-            </w:tcMar>
-            <w:vAlign w:val="center"/>
-          </w:tcPr>
-          <w:p>
-            <w:pPr>
-              <w:jc w:val="left"/>
-            </w:pPr>
-            <w:r>
-              <w:rPr>
-                <w:rFonts w:ascii="NanumGothic" w:cs="NanumGothic" w:eastAsia="NanumGothic" w:hAnsi="NanumGothic"/>
-                <w:sz w:val="20"/>
-                <w:szCs w:val="20"/>
-              </w:rPr>
-              <w:t xml:space="preserve"/>
-            </w:r>
-          </w:p>
-        </w:tc>
-        <w:tc>
-          <w:tcPr>
-            <w:tcW w:type="dxa" w:w="2494"/>
+            <w:tcW w:type="dxa" w:w="1814"/>
+            <w:tcBorders>
+              <w:top w:val="single" w:color="000000" w:sz="4"/>
+              <w:left w:val="single" w:color="000000" w:sz="4"/>
+              <w:bottom w:val="single" w:color="000000" w:sz="4"/>
+              <w:right w:val="single" w:color="000000" w:sz="4"/>
+            </w:tcBorders>
+            <w:shd w:fill="ffffff" w:color="auto" w:val="clear"/>
+            <w:tcMar>
+              <w:top w:type="dxa" w:w="170"/>
+              <w:left w:type="dxa" w:w="170"/>
+              <w:bottom w:type="dxa" w:w="170"/>
+              <w:right w:type="dxa" w:w="170"/>
+            </w:tcMar>
+            <w:vAlign w:val="center"/>
+          </w:tcPr>
+          <w:p>
+            <w:pPr>
+              <w:jc w:val="left"/>
+            </w:pPr>
+            <w:r>
+              <w:rPr>
+                <w:rFonts w:ascii="NanumGothic" w:cs="NanumGothic" w:eastAsia="NanumGothic" w:hAnsi="NanumGothic"/>
+                <w:sz w:val="20"/>
+                <w:szCs w:val="20"/>
+              </w:rPr>
+              <w:t xml:space="preserve"/>
+            </w:r>
+          </w:p>
+        </w:tc>
+        <w:tc>
+          <w:tcPr>
+            <w:tcW w:type="dxa" w:w="2834"/>
+            <w:tcBorders>
+              <w:top w:val="single" w:color="000000" w:sz="4"/>
+              <w:left w:val="single" w:color="000000" w:sz="4"/>
+              <w:bottom w:val="single" w:color="000000" w:sz="4"/>
+              <w:right w:val="single" w:color="000000" w:sz="4"/>
+            </w:tcBorders>
+            <w:shd w:fill="ffffff" w:color="auto" w:val="clear"/>
+            <w:tcMar>
+              <w:top w:type="dxa" w:w="170"/>
+              <w:left w:type="dxa" w:w="170"/>
+              <w:bottom w:type="dxa" w:w="170"/>
+              <w:right w:type="dxa" w:w="170"/>
+            </w:tcMar>
+            <w:vAlign w:val="center"/>
+          </w:tcPr>
+          <w:p>
+            <w:pPr>
+              <w:jc w:val="left"/>
+            </w:pPr>
+            <w:r>
+              <w:rPr>
+                <w:rFonts w:ascii="NanumGothic" w:cs="NanumGothic" w:eastAsia="NanumGothic" w:hAnsi="NanumGothic"/>
+                <w:sz w:val="20"/>
+                <w:szCs w:val="20"/>
+              </w:rPr>
+              <w:t xml:space="preserve"/>
+            </w:r>
+          </w:p>
+        </w:tc>
+        <w:tc>
+          <w:tcPr>
+            <w:tcW w:type="dxa" w:w="1814"/>
             <w:tcBorders>
               <w:top w:val="single" w:color="000000" w:sz="4"/>
               <w:left w:val="single" w:color="000000" w:sz="4"/>
@@ -2157,7 +2677,7 @@
         </w:tc>
         <w:tc>
           <w:tcPr>
-            <w:tcW w:type="dxa" w:w="3968"/>
+            <w:tcW w:type="dxa" w:w="1814"/>
             <w:tcBorders>
               <w:top w:val="single" w:color="000000" w:sz="4"/>
               <w:left w:val="single" w:color="000000" w:sz="4"/>
@@ -2189,7 +2709,39 @@
         </w:tc>
         <w:tc>
           <w:tcPr>
-            <w:tcW w:type="dxa" w:w="2494"/>
+            <w:tcW w:type="dxa" w:w="2834"/>
+            <w:tcBorders>
+              <w:top w:val="single" w:color="000000" w:sz="4"/>
+              <w:left w:val="single" w:color="000000" w:sz="4"/>
+              <w:bottom w:val="single" w:color="000000" w:sz="4"/>
+              <w:right w:val="single" w:color="000000" w:sz="4"/>
+            </w:tcBorders>
+            <w:shd w:fill="F5F5F5" w:color="auto" w:val="clear"/>
+            <w:tcMar>
+              <w:top w:type="dxa" w:w="170"/>
+              <w:left w:type="dxa" w:w="170"/>
+              <w:bottom w:type="dxa" w:w="170"/>
+              <w:right w:type="dxa" w:w="170"/>
+            </w:tcMar>
+            <w:vAlign w:val="center"/>
+          </w:tcPr>
+          <w:p>
+            <w:pPr>
+              <w:jc w:val="left"/>
+            </w:pPr>
+            <w:r>
+              <w:rPr>
+                <w:rFonts w:ascii="NanumGothic" w:cs="NanumGothic" w:eastAsia="NanumGothic" w:hAnsi="NanumGothic"/>
+                <w:sz w:val="20"/>
+                <w:szCs w:val="20"/>
+              </w:rPr>
+              <w:t xml:space="preserve"/>
+            </w:r>
+          </w:p>
+        </w:tc>
+        <w:tc>
+          <w:tcPr>
+            <w:tcW w:type="dxa" w:w="1814"/>
             <w:tcBorders>
               <w:top w:val="single" w:color="000000" w:sz="4"/>
               <w:left w:val="single" w:color="000000" w:sz="4"/>
@@ -2290,39 +2842,71 @@
         </w:tc>
         <w:tc>
           <w:tcPr>
-            <w:tcW w:type="dxa" w:w="3968"/>
-            <w:tcBorders>
-              <w:top w:val="single" w:color="000000" w:sz="4"/>
-              <w:left w:val="single" w:color="000000" w:sz="4"/>
-              <w:bottom w:val="single" w:color="000000" w:sz="4"/>
-              <w:right w:val="single" w:color="000000" w:sz="4"/>
-            </w:tcBorders>
-            <w:shd w:fill="ffffff" w:color="auto" w:val="clear"/>
-            <w:tcMar>
-              <w:top w:type="dxa" w:w="170"/>
-              <w:left w:type="dxa" w:w="170"/>
-              <w:bottom w:type="dxa" w:w="170"/>
-              <w:right w:type="dxa" w:w="170"/>
-            </w:tcMar>
-            <w:vAlign w:val="center"/>
-          </w:tcPr>
-          <w:p>
-            <w:pPr>
-              <w:jc w:val="left"/>
-            </w:pPr>
-            <w:r>
-              <w:rPr>
-                <w:rFonts w:ascii="NanumGothic" w:cs="NanumGothic" w:eastAsia="NanumGothic" w:hAnsi="NanumGothic"/>
-                <w:sz w:val="20"/>
-                <w:szCs w:val="20"/>
-              </w:rPr>
-              <w:t xml:space="preserve"/>
-            </w:r>
-          </w:p>
-        </w:tc>
-        <w:tc>
-          <w:tcPr>
-            <w:tcW w:type="dxa" w:w="2494"/>
+            <w:tcW w:type="dxa" w:w="1814"/>
+            <w:tcBorders>
+              <w:top w:val="single" w:color="000000" w:sz="4"/>
+              <w:left w:val="single" w:color="000000" w:sz="4"/>
+              <w:bottom w:val="single" w:color="000000" w:sz="4"/>
+              <w:right w:val="single" w:color="000000" w:sz="4"/>
+            </w:tcBorders>
+            <w:shd w:fill="ffffff" w:color="auto" w:val="clear"/>
+            <w:tcMar>
+              <w:top w:type="dxa" w:w="170"/>
+              <w:left w:type="dxa" w:w="170"/>
+              <w:bottom w:type="dxa" w:w="170"/>
+              <w:right w:type="dxa" w:w="170"/>
+            </w:tcMar>
+            <w:vAlign w:val="center"/>
+          </w:tcPr>
+          <w:p>
+            <w:pPr>
+              <w:jc w:val="left"/>
+            </w:pPr>
+            <w:r>
+              <w:rPr>
+                <w:rFonts w:ascii="NanumGothic" w:cs="NanumGothic" w:eastAsia="NanumGothic" w:hAnsi="NanumGothic"/>
+                <w:sz w:val="20"/>
+                <w:szCs w:val="20"/>
+              </w:rPr>
+              <w:t xml:space="preserve"/>
+            </w:r>
+          </w:p>
+        </w:tc>
+        <w:tc>
+          <w:tcPr>
+            <w:tcW w:type="dxa" w:w="2834"/>
+            <w:tcBorders>
+              <w:top w:val="single" w:color="000000" w:sz="4"/>
+              <w:left w:val="single" w:color="000000" w:sz="4"/>
+              <w:bottom w:val="single" w:color="000000" w:sz="4"/>
+              <w:right w:val="single" w:color="000000" w:sz="4"/>
+            </w:tcBorders>
+            <w:shd w:fill="ffffff" w:color="auto" w:val="clear"/>
+            <w:tcMar>
+              <w:top w:type="dxa" w:w="170"/>
+              <w:left w:type="dxa" w:w="170"/>
+              <w:bottom w:type="dxa" w:w="170"/>
+              <w:right w:type="dxa" w:w="170"/>
+            </w:tcMar>
+            <w:vAlign w:val="center"/>
+          </w:tcPr>
+          <w:p>
+            <w:pPr>
+              <w:jc w:val="left"/>
+            </w:pPr>
+            <w:r>
+              <w:rPr>
+                <w:rFonts w:ascii="NanumGothic" w:cs="NanumGothic" w:eastAsia="NanumGothic" w:hAnsi="NanumGothic"/>
+                <w:sz w:val="20"/>
+                <w:szCs w:val="20"/>
+              </w:rPr>
+              <w:t xml:space="preserve"/>
+            </w:r>
+          </w:p>
+        </w:tc>
+        <w:tc>
+          <w:tcPr>
+            <w:tcW w:type="dxa" w:w="1814"/>
             <w:tcBorders>
               <w:top w:val="single" w:color="000000" w:sz="4"/>
               <w:left w:val="single" w:color="000000" w:sz="4"/>
